--- a/PRODUCTION_GUIDE.docx
+++ b/PRODUCTION_GUIDE.docx
@@ -543,7 +543,7 @@
         <w:rPr>
           <w:sz w:val="21"/>
         </w:rPr>
-        <w:t>Target runtime: 4–7 minutes (default ~5). State the chosen target in the header.</w:t>
+        <w:t>Target runtime: 10–15 minutes (default ~12). State the chosen target in the header.</w:t>
       </w:r>
     </w:p>
     <w:p>
@@ -565,7 +565,7 @@
         <w:rPr>
           <w:sz w:val="21"/>
         </w:rPr>
-        <w:t>At 150 wpm, a 5-minute episode ≈ 750 words.</w:t>
+        <w:t>At 150 wpm: a 10-minute episode ≈ 1,500 words, 12 min ≈ 1,800 words, 15 min ≈ 2,250 words.</w:t>
       </w:r>
     </w:p>
     <w:p>
@@ -663,7 +663,7 @@
                 <w:color w:val="8A4B16"/>
                 <w:sz w:val="20"/>
               </w:rPr>
-              <w:t>RESULT: a 5-minute (~750-word) episode produces roughly 75–100 shots — i.e., 75–100 images in the folder. Plan generation accordingly.</w:t>
+              <w:t>RESULT: a 10–15 minute episode produces roughly 150–300 shots — i.e., 150–300 on-screen visuals (more if the pace is fast). Plan generation time and Higgsfield credits accordingly (see Part 8e for how to hit this cadence WITHOUT generating a separate image for every shot).</w:t>
             </w:r>
           </w:p>
         </w:tc>
@@ -2519,6 +2519,17 @@
     </w:p>
     <w:p>
       <w:pPr>
+        <w:pStyle w:val="ListBullet"/>
+      </w:pPr>
+      <w:r>
+        <w:rPr>
+          <w:sz w:val="21"/>
+        </w:rPr>
+        <w:t>HIGH-VOLUME / DAILY OUTPUT: Nano Banana Pro costs credits (~2 each), which is expensive at a daily cadence. For the BULK of stills, use a model in your plan’s 365-day UNLIMITED set (e.g., Seedream 4.5) so you do not burn credits, and reserve Nano Banana Pro credits for hero frames and any text/diagram frames. Confirm the chosen model reproduces the series style before committing to it.</w:t>
+      </w:r>
+    </w:p>
+    <w:p>
+      <w:pPr>
         <w:pStyle w:val="Heading2"/>
       </w:pPr>
       <w:r>
@@ -2681,6 +2692,67 @@
       </w:tr>
     </w:tbl>
     <w:p/>
+    <w:p>
+      <w:pPr>
+        <w:pStyle w:val="Heading2"/>
+      </w:pPr>
+      <w:r>
+        <w:t>8e. Managing Credit Cost (important at 10–15 minutes)</w:t>
+      </w:r>
+    </w:p>
+    <w:p>
+      <w:r>
+        <w:rPr>
+          <w:i w:val="0"/>
+          <w:sz w:val="21"/>
+        </w:rPr>
+        <w:t>A 10–15 minute episode with a visual change every 3–5 seconds implies 150–300 on-screen visuals. Generating a brand-new image for every one is the most credit-expensive path. To keep the pacing but control cost:</w:t>
+      </w:r>
+    </w:p>
+    <w:p>
+      <w:pPr>
+        <w:pStyle w:val="ListBullet"/>
+      </w:pPr>
+      <w:r>
+        <w:rPr>
+          <w:sz w:val="21"/>
+        </w:rPr>
+        <w:t>Generate KEY frames — one strong still per beat / shot family (typically 60–120 per episode) — and create the in-between 3–5s visual changes in your video EDITOR via slow pan/zoom (Ken Burns), reveals, and simple element motion on the same still. The on-screen visual still changes every 3–5s, but you generate far fewer images.</w:t>
+      </w:r>
+    </w:p>
+    <w:p>
+      <w:pPr>
+        <w:pStyle w:val="ListBullet"/>
+      </w:pPr>
+      <w:r>
+        <w:rPr>
+          <w:sz w:val="21"/>
+        </w:rPr>
+        <w:t>Reuse the Host Element and recurring backgrounds across shots and across episodes.</w:t>
+      </w:r>
+    </w:p>
+    <w:p>
+      <w:pPr>
+        <w:pStyle w:val="ListBullet"/>
+      </w:pPr>
+      <w:r>
+        <w:rPr>
+          <w:sz w:val="21"/>
+        </w:rPr>
+        <w:t>Reserve true CLIPs and re-generations for where they truly matter — they cost the most.</w:t>
+      </w:r>
+    </w:p>
+    <w:p>
+      <w:pPr>
+        <w:pStyle w:val="ListBullet"/>
+      </w:pPr>
+      <w:r>
+        <w:rPr>
+          <w:sz w:val="21"/>
+        </w:rPr>
+        <w:t>Cost guide (Nano Banana Pro ≈ 2 credits/image): generating EVERY frame ≈ 300–600 credits/episode; the key-frame + edit approach ≈ 120–240 credits/episode.</w:t>
+      </w:r>
+    </w:p>
     <w:p>
       <w:pPr>
         <w:pStyle w:val="Heading1"/>

--- a/PRODUCTION_GUIDE.docx
+++ b/PRODUCTION_GUIDE.docx
@@ -2492,7 +2492,7 @@
         <w:rPr>
           <w:sz w:val="21"/>
         </w:rPr>
-        <w:t>Use Higgsfield’s BEST current image model — Nano Banana Pro (model id: nano_banana_pro). If unsure it is still the top model, run models_explore first and pick the highest-quality image model available.</w:t>
+        <w:t>PRIMARY model — Seedream 4.5 (model id: seedream_v4_5). This is the DEFAULT for every image in the series: high quality, up to 4K, ~1 credit each (half the cost of Nano Banana Pro), and included in the paid plans’ 365-day UNLIMITED set. Use quality 'high' for hero frames, 'basic' for the rest.</w:t>
       </w:r>
     </w:p>
     <w:p>
@@ -2503,7 +2503,7 @@
         <w:rPr>
           <w:sz w:val="21"/>
         </w:rPr>
-        <w:t>aspect_ratio: 16:9. Highest resolution offered. Generate one image per shot (use count to batch a scene).</w:t>
+        <w:t>SECONDARY model — Nano Banana Pro (nano_banana_pro) or GPT Image, used ONLY for frames that contain on-image text or diagrams (stronger text rendering). These cost more credits, so use them sparingly.</w:t>
       </w:r>
     </w:p>
     <w:p>
@@ -2514,7 +2514,7 @@
         <w:rPr>
           <w:sz w:val="21"/>
         </w:rPr>
-        <w:t>For motion shots, generate the STILL first, then animate it with image-to-video so the style is preserved.</w:t>
+        <w:t>aspect_ratio: 16:9 for every image. Generate one image per shot (use count to batch a scene).</w:t>
       </w:r>
     </w:p>
     <w:p>
@@ -2525,7 +2525,18 @@
         <w:rPr>
           <w:sz w:val="21"/>
         </w:rPr>
-        <w:t>HIGH-VOLUME / DAILY OUTPUT: Nano Banana Pro costs credits (~2 each), which is expensive at a daily cadence. For the BULK of stills, use a model in your plan’s 365-day UNLIMITED set (e.g., Seedream 4.5) so you do not burn credits, and reserve Nano Banana Pro credits for hero frames and any text/diagram frames. Confirm the chosen model reproduces the series style before committing to it.</w:t>
+        <w:t>For motion shots, generate the STILL first (Seedream), then animate it with image-to-video so the style is preserved.</w:t>
+      </w:r>
+    </w:p>
+    <w:p>
+      <w:pPr>
+        <w:pStyle w:val="ListBullet"/>
+      </w:pPr>
+      <w:r>
+        <w:rPr>
+          <w:sz w:val="21"/>
+        </w:rPr>
+        <w:t>COST NOTE: the Seedream ‘365-day Unlimited’ benefit is advertised for the Higgsfield WEB APP — generating there avoids burning credits. Via API/automation Seedream still bills ~1 credit/image, so for daily volume either do the bulk in the web app or budget credits. The FREE tier (~10 credits/day) cannot sustain a full episode.</w:t>
       </w:r>
     </w:p>
     <w:p>
@@ -2750,7 +2761,7 @@
         <w:rPr>
           <w:sz w:val="21"/>
         </w:rPr>
-        <w:t>Cost guide (Nano Banana Pro ≈ 2 credits/image): generating EVERY frame ≈ 300–600 credits/episode; the key-frame + edit approach ≈ 120–240 credits/episode.</w:t>
+        <w:t>Cost guide: Seedream 4.5 ≈ 1 credit/image via API (or UNLIMITED in the web app on a paid plan); Nano Banana Pro ≈ 2 credits/image. Generating every frame on Seedream via API ≈ 150–300 credits/episode; the key-frame + edit approach roughly halves that. Using the web app’s unlimited Seedream removes the credit ceiling for stills entirely.</w:t>
       </w:r>
     </w:p>
     <w:p>
@@ -2931,7 +2942,7 @@
         <w:rPr>
           <w:sz w:val="21"/>
         </w:rPr>
-        <w:t>Generate every image on Higgsfield’s best model at 16:9, reusing the Host Element/Soul and style key frame.</w:t>
+        <w:t>Generate every image on Seedream 4.5 (primary) at 16:9, reusing the Host Element and style key frame; use Nano Banana Pro only for text/diagram frames.</w:t>
       </w:r>
     </w:p>
     <w:p>

--- a/PRODUCTION_GUIDE.docx
+++ b/PRODUCTION_GUIDE.docx
@@ -160,7 +160,7 @@
         <w:pStyle w:val="Heading1"/>
       </w:pPr>
       <w:r>
-        <w:t>2. The Output: Two Deliverables, Every Time</w:t>
+        <w:t>2. The Output: Three Deliverables, Every Time</w:t>
       </w:r>
     </w:p>
     <w:p>
@@ -169,7 +169,7 @@
           <w:i w:val="0"/>
           <w:sz w:val="21"/>
         </w:rPr>
-        <w:t>For each row called, Claude produces exactly two things:</w:t>
+        <w:t>For each row called, Claude produces three things:</w:t>
       </w:r>
     </w:p>
     <w:p>
@@ -180,7 +180,7 @@
         <w:rPr>
           <w:sz w:val="21"/>
         </w:rPr>
-        <w:t>DELIVERABLE A — THE SHOT LIST (a Word document). A reader-ready narration script broken into shots, each with a timestamp range and the exact image to be shown during that stretch of script. Visuals change every 3–5 seconds.</w:t>
+        <w:t>DELIVERABLE A — THE SHOT LIST (a Word document). A reader-ready narration script broken into shots, each with a timestamp range and the exact image to be shown during that stretch of script. Visuals change every 3–5 seconds. (Spec: Part 3.)</w:t>
       </w:r>
     </w:p>
     <w:p>
@@ -191,7 +191,18 @@
         <w:rPr>
           <w:sz w:val="21"/>
         </w:rPr>
-        <w:t>DELIVERABLE B — THE IMAGE FOLDER. A folder containing every image referenced in the shot list, generated with Higgsfield’s best image model in the fixed series style, named to match the shots.</w:t>
+        <w:t>DELIVERABLE B — THE HIGGSFIELD PROMPT PACK. A single, paste-ready set of prompts that generates EVERY image for the episode in the fixed style, written with thorough, repeated descriptions so the whole set stays consistent. The user pastes these into the Higgsfield web app (Seedream 4.5) to generate the images for free. (Spec: Part 8f.)</w:t>
+      </w:r>
+    </w:p>
+    <w:p>
+      <w:pPr>
+        <w:pStyle w:val="ListNumber"/>
+      </w:pPr>
+      <w:r>
+        <w:rPr>
+          <w:sz w:val="21"/>
+        </w:rPr>
+        <w:t>DELIVERABLE C — THE IMAGE FOLDER. The actual images, produced by running the Prompt Pack — generated free in the Higgsfield web app, or via API at credit cost — named to match the shots. (Spec: Part 9.)</w:t>
       </w:r>
     </w:p>
     <w:p>
@@ -200,7 +211,7 @@
           <w:i w:val="0"/>
           <w:sz w:val="21"/>
         </w:rPr>
-        <w:t>The shot list and the folder are linked one-to-one: shot_001 in the document corresponds to shot_001.png in the folder. (See Part 9 for naming.)</w:t>
+        <w:t>All three are linked one-to-one: Shot 001 in the document ↔ Prompt 001 in the Pack ↔ shot_001.png in the folder.</w:t>
       </w:r>
     </w:p>
     <w:p>
@@ -336,7 +347,7 @@
         <w:rPr>
           <w:sz w:val="21"/>
         </w:rPr>
-        <w:t>Higgsfield prompt (the full prompt used to generate this image, INCLUDING the Master Style Suffix).</w:t>
+        <w:t>Prompt # (points to the matching paste-ready prompt in the Prompt Pack, Deliverable B). The FULL prompts live in the Pack — not the shot list — so they stay together and consistent.</w:t>
       </w:r>
     </w:p>
     <w:p>
@@ -2766,6 +2777,226 @@
     </w:p>
     <w:p>
       <w:pPr>
+        <w:pStyle w:val="Heading2"/>
+      </w:pPr>
+      <w:r>
+        <w:t>8f. Deliverable B — The Higgsfield Prompt Pack</w:t>
+      </w:r>
+    </w:p>
+    <w:p>
+      <w:r>
+        <w:rPr>
+          <w:i w:val="0"/>
+          <w:sz w:val="21"/>
+        </w:rPr>
+        <w:t>After the shot list is built, ALWAYS output a PROMPT PACK: the exact, paste-ready prompts the user runs in the Higgsfield web app (Seedream 4.5) to generate the whole episode's images consistently. It has two parts.</w:t>
+      </w:r>
+    </w:p>
+    <w:p>
+      <w:r>
+        <w:rPr>
+          <w:i w:val="0"/>
+          <w:sz w:val="21"/>
+        </w:rPr>
+        <w:t>PART 1 — THE CONSISTENCY HEADER (written once; applies to every image). A fixed block the user keeps attached to every generation, containing:</w:t>
+      </w:r>
+    </w:p>
+    <w:p>
+      <w:pPr>
+        <w:pStyle w:val="ListBullet"/>
+      </w:pPr>
+      <w:r>
+        <w:rPr>
+          <w:sz w:val="21"/>
+        </w:rPr>
+        <w:t>STYLE BLOCK: the full Master Style Suffix (Part 8d), verbatim.</w:t>
+      </w:r>
+    </w:p>
+    <w:p>
+      <w:pPr>
+        <w:pStyle w:val="ListBullet"/>
+      </w:pPr>
+      <w:r>
+        <w:rPr>
+          <w:sz w:val="21"/>
+        </w:rPr>
+        <w:t>CHARACTER BIBLE: a thorough, word-for-word description of every recurring character that must look identical in every shot — the Host (species, exact body color, face, signature accessory), the Animal of the Week (palette re-tint + shape), and the crowd/figure convention. These EXACT words are reused in every prompt that features the character.</w:t>
+      </w:r>
+    </w:p>
+    <w:p>
+      <w:pPr>
+        <w:pStyle w:val="ListBullet"/>
+      </w:pPr>
+      <w:r>
+        <w:rPr>
+          <w:sz w:val="21"/>
+        </w:rPr>
+        <w:t>WORLD / SET BIBLE: the recurring environment(s) (e.g., the cozy study/living room) described identically.</w:t>
+      </w:r>
+    </w:p>
+    <w:p>
+      <w:pPr>
+        <w:pStyle w:val="ListBullet"/>
+      </w:pPr>
+      <w:r>
+        <w:rPr>
+          <w:sz w:val="21"/>
+        </w:rPr>
+        <w:t>PALETTE: the canonical hex list (Part 7b).</w:t>
+      </w:r>
+    </w:p>
+    <w:p>
+      <w:pPr>
+        <w:pStyle w:val="ListBullet"/>
+      </w:pPr>
+      <w:r>
+        <w:rPr>
+          <w:sz w:val="21"/>
+        </w:rPr>
+        <w:t>SETTINGS: Seedream 4.5, 16:9; attach the approved style key-frame as a reference image and the Host Element; reuse ONE seed within each shot family.</w:t>
+      </w:r>
+    </w:p>
+    <w:p>
+      <w:r>
+        <w:rPr>
+          <w:i w:val="0"/>
+          <w:sz w:val="21"/>
+        </w:rPr>
+        <w:t>PART 2 — THE PER-SHOT PROMPTS (one per image, numbered to match the shot list). Each prompt = the Consistency Header content + the shot-specific [shot type] + [subject &amp; action] + [setting] + [coral accent]. Each per-shot prompt MUST:</w:t>
+      </w:r>
+    </w:p>
+    <w:p>
+      <w:pPr>
+        <w:pStyle w:val="ListBullet"/>
+      </w:pPr>
+      <w:r>
+        <w:rPr>
+          <w:sz w:val="21"/>
+        </w:rPr>
+        <w:t>Re-state the recurring characters using the SAME wording as the Character Bible — never paraphrase and never write 'same as before'; paraphrasing is what causes drift.</w:t>
+      </w:r>
+    </w:p>
+    <w:p>
+      <w:pPr>
+        <w:pStyle w:val="ListBullet"/>
+      </w:pPr>
+      <w:r>
+        <w:rPr>
+          <w:sz w:val="21"/>
+        </w:rPr>
+        <w:t>Name the ONE thing that changes from the previous shot, so consecutive frames interconnect.</w:t>
+      </w:r>
+    </w:p>
+    <w:p>
+      <w:pPr>
+        <w:pStyle w:val="ListBullet"/>
+      </w:pPr>
+      <w:r>
+        <w:rPr>
+          <w:sz w:val="21"/>
+        </w:rPr>
+        <w:t>State its seed and shot-family group.</w:t>
+      </w:r>
+    </w:p>
+    <w:p>
+      <w:pPr>
+        <w:pStyle w:val="ListBullet"/>
+      </w:pPr>
+      <w:r>
+        <w:rPr>
+          <w:sz w:val="21"/>
+        </w:rPr>
+        <w:t>Be fully self-contained and paste-ready, so it still works if pasted on its own.</w:t>
+      </w:r>
+    </w:p>
+    <w:tbl>
+      <w:tblPr>
+        <w:tblStyle w:val="TableGrid"/>
+        <w:tblW w:type="auto" w:w="0"/>
+        <w:tblLook w:firstColumn="1" w:firstRow="1" w:lastColumn="0" w:lastRow="0" w:noHBand="0" w:noVBand="1" w:val="04A0"/>
+      </w:tblPr>
+      <w:tblGrid>
+        <w:gridCol w:w="8640"/>
+      </w:tblGrid>
+      <w:tr>
+        <w:tc>
+          <w:tcPr>
+            <w:tcW w:type="dxa" w:w="8640"/>
+            <w:shd w:val="clear" w:color="auto" w:fill="FBEFD6"/>
+          </w:tcPr>
+          <w:p>
+            <w:r/>
+            <w:r>
+              <w:rPr>
+                <w:b/>
+                <w:color w:val="8A4B16"/>
+                <w:sz w:val="20"/>
+              </w:rPr>
+              <w:t>THOROUGHNESS RULE: every per-shot prompt must carry a COMPLETE description of the characters, palette, and style. Repeating the full description in all 150–300 prompts is exactly what keeps the separately generated images consistent across the whole episode.</w:t>
+            </w:r>
+          </w:p>
+        </w:tc>
+      </w:tr>
+    </w:tbl>
+    <w:p/>
+    <w:p>
+      <w:r>
+        <w:rPr>
+          <w:b/>
+          <w:color w:val="1F4E5F"/>
+          <w:sz w:val="19"/>
+        </w:rPr>
+        <w:t>PROMPT PACK — EXAMPLE (condensed):</w:t>
+      </w:r>
+    </w:p>
+    <w:tbl>
+      <w:tblPr>
+        <w:tblStyle w:val="TableGrid"/>
+        <w:tblW w:type="auto" w:w="0"/>
+        <w:tblLook w:firstColumn="1" w:firstRow="1" w:lastColumn="0" w:lastRow="0" w:noHBand="0" w:noVBand="1" w:val="04A0"/>
+      </w:tblPr>
+      <w:tblGrid>
+        <w:gridCol w:w="8640"/>
+      </w:tblGrid>
+      <w:tr>
+        <w:tc>
+          <w:tcPr>
+            <w:tcW w:type="dxa" w:w="8640"/>
+            <w:shd w:val="clear" w:color="auto" w:fill="F2F4F0"/>
+          </w:tcPr>
+          <w:p>
+            <w:r/>
+            <w:r>
+              <w:rPr>
+                <w:rFonts w:ascii="Consolas" w:hAnsi="Consolas"/>
+                <w:sz w:val="18"/>
+              </w:rPr>
+              <w:t>=== CONSISTENCY HEADER (attach to every image) ===</w:t>
+              <w:br/>
+              <w:t>HOST: a friendly rounded teal-blue fox, small charcoal dot eyes, a signature coral-orange knitted scarf, chunky rounded shapes.</w:t>
+              <w:br/>
+              <w:t>SET: a cozy mid-century living room — pendant lamp, monstera plant, window with stylized autumn trees.</w:t>
+              <w:br/>
+              <w:t>STYLE: [paste full Master Style Suffix].  SETTINGS: Seedream 4.5, 16:9, reference = style key-frame, Element = host-fox, seed per shot-family.</w:t>
+              <w:br/>
+              <w:br/>
+              <w:t>=== SHOT 001 (seed 673346) ===</w:t>
+              <w:br/>
+              <w:t>Medium shot of the teal-blue fox host with charcoal dot eyes and coral knitted scarf, leaning in with a curious expression, in the cozy mid-century living room (pendant lamp, monstera, autumn window). Coral scarf is the focal accent. [full Master Style Suffix]</w:t>
+              <w:br/>
+              <w:br/>
+              <w:t>=== SHOT 002 (seed 673346) ===</w:t>
+              <w:br/>
+              <w:t>Same teal-blue fox host (charcoal dot eyes, coral knitted scarf), same living room; now gesturing toward a small lone teal figure with a thin coral crack opening beneath it. Only the added figure changes from Shot 001. [full Master Style Suffix]</w:t>
+            </w:r>
+          </w:p>
+        </w:tc>
+      </w:tr>
+    </w:tbl>
+    <w:p/>
+    <w:p/>
+    <w:p>
+      <w:pPr>
         <w:pStyle w:val="Heading1"/>
       </w:pPr>
       <w:r>
@@ -2817,7 +3048,9 @@
               <w:br/>
               <w:t xml:space="preserve">    EP07_shot-list.docx          &lt;- Deliverable A (clean script + shot table)</w:t>
               <w:br/>
-              <w:t xml:space="preserve">    images/                      &lt;- Deliverable B</w:t>
+              <w:t xml:space="preserve">    EP07_prompt-pack.txt         &lt;- Deliverable B (consistency header + all per-shot prompts)</w:t>
+              <w:br/>
+              <w:t xml:space="preserve">    images/                      &lt;- Deliverable C (produced by running the Prompt Pack)</w:t>
               <w:br/>
               <w:t xml:space="preserve">        shot_001.png</w:t>
               <w:br/>
@@ -2846,7 +3079,7 @@
         <w:rPr>
           <w:sz w:val="21"/>
         </w:rPr>
-        <w:t>Image filenames MUST match the shot list (shot_001.png ↔ Shot 001). Zero-pad to 3 digits.</w:t>
+        <w:t>Numbers MUST match across all three: Prompt 001 ↔ Shot 001 ↔ shot_001.png. Zero-pad to 3 digits.</w:t>
       </w:r>
     </w:p>
     <w:p>
@@ -2857,7 +3090,7 @@
         <w:rPr>
           <w:sz w:val="21"/>
         </w:rPr>
-        <w:t>One image per shot. Clips go in /clips with the same shot number and are marked CLIP in the table.</w:t>
+        <w:t>One prompt and one image per shot. Clips go in /clips with the same shot number and are marked CLIP.</w:t>
       </w:r>
     </w:p>
     <w:p>
@@ -2920,7 +3153,7 @@
         <w:rPr>
           <w:sz w:val="21"/>
         </w:rPr>
-        <w:t>Build the shot list table: for each shot write the narration slice, a one-line visual, file name, type, and the full Higgsfield prompt (subject + action + setting + Master Style Suffix).</w:t>
+        <w:t>Build the shot list table (Deliverable A): for each shot write the narration slice, a one-line visual, file name, and type.</w:t>
       </w:r>
     </w:p>
     <w:p>
@@ -2942,7 +3175,18 @@
         <w:rPr>
           <w:sz w:val="21"/>
         </w:rPr>
-        <w:t>Generate every image on Seedream 4.5 (primary) at 16:9, reusing the Host Element and style key frame; use Nano Banana Pro only for text/diagram frames.</w:t>
+        <w:t>Build the PROMPT PACK (Deliverable B, Part 8f): a Consistency Header (style suffix + character/world bible + settings) plus one paste-ready prompt per shot, each restating the recurring characters VERBATIM so all images stay consistent.</w:t>
+      </w:r>
+    </w:p>
+    <w:p>
+      <w:pPr>
+        <w:pStyle w:val="ListNumber"/>
+      </w:pPr>
+      <w:r>
+        <w:rPr>
+          <w:sz w:val="21"/>
+        </w:rPr>
+        <w:t>Produce the images (Deliverable C) by running the Prompt Pack — free in the Higgsfield web app on Seedream 4.5 (recommended), or via API at credit cost — at 16:9, reusing the Host Element and style key frame; Nano Banana Pro only for text/diagram frames.</w:t>
       </w:r>
     </w:p>
     <w:p>
@@ -2964,7 +3208,7 @@
         <w:rPr>
           <w:sz w:val="21"/>
         </w:rPr>
-        <w:t>Save Deliverable A (shot-list.docx) and Deliverable B (images/ folder, + clips/ if needed) per Part 9 naming.</w:t>
+        <w:t>Save Deliverable A (shot-list.docx), Deliverable B (prompt-pack.txt), and Deliverable C (images/ folder, + clips/ if any) per Part 9 naming.</w:t>
       </w:r>
     </w:p>
     <w:p>
@@ -3064,6 +3308,46 @@
       </w:pPr>
       <w:r>
         <w:t>☐  File names match the images folder exactly.</w:t>
+      </w:r>
+    </w:p>
+    <w:p>
+      <w:pPr>
+        <w:pStyle w:val="Heading2"/>
+      </w:pPr>
+      <w:r>
+        <w:t>Prompt pack (Deliverable B)</w:t>
+      </w:r>
+    </w:p>
+    <w:p>
+      <w:pPr>
+        <w:pStyle w:val="ListBullet"/>
+      </w:pPr>
+      <w:r>
+        <w:t>☐  A Consistency Header is present: full style suffix + character bible + world/set bible + palette + settings.</w:t>
+      </w:r>
+    </w:p>
+    <w:p>
+      <w:pPr>
+        <w:pStyle w:val="ListBullet"/>
+      </w:pPr>
+      <w:r>
+        <w:t>☐  Every per-shot prompt restates recurring characters VERBATIM (never 'same as above').</w:t>
+      </w:r>
+    </w:p>
+    <w:p>
+      <w:pPr>
+        <w:pStyle w:val="ListBullet"/>
+      </w:pPr>
+      <w:r>
+        <w:t>☐  Each prompt is self-contained, paste-ready, and numbered to match the shot list and image files.</w:t>
+      </w:r>
+    </w:p>
+    <w:p>
+      <w:pPr>
+        <w:pStyle w:val="ListBullet"/>
+      </w:pPr>
+      <w:r>
+        <w:t>☐  Seed / shot-family grouping noted so consecutive frames interconnect.</w:t>
       </w:r>
     </w:p>
     <w:p>
@@ -3122,7 +3406,7 @@
           <w:color w:val="888888"/>
           <w:sz w:val="19"/>
         </w:rPr>
-        <w:t>End of guide. Inputs: finance_animal_behavior_matches.xlsx. Outputs per row: one shot-list .docx and one image folder, in the fixed series style, with visuals changing every 3–5 seconds.</w:t>
+        <w:t>End of guide. Inputs: finance_animal_behavior_matches.xlsx. Outputs per row: a shot-list .docx, a Higgsfield prompt pack, and an image folder, in the fixed series style, with visuals changing every 3–5 seconds.</w:t>
       </w:r>
     </w:p>
     <w:sectPr>

--- a/PRODUCTION_GUIDE.docx
+++ b/PRODUCTION_GUIDE.docx
@@ -2909,6 +2909,56 @@
         <w:t>Be fully self-contained and paste-ready, so it still works if pasted on its own.</w:t>
       </w:r>
     </w:p>
+    <w:p>
+      <w:pPr>
+        <w:pStyle w:val="ListBullet"/>
+      </w:pPr>
+      <w:r>
+        <w:rPr>
+          <w:sz w:val="21"/>
+        </w:rPr>
+        <w:t>Stay UNDER 3000 characters (Higgsfield's per-prompt limit). Use the COMPACT STYLE TAG below plus compact character tokens — NOT the full style paragraph — so each self-contained prompt lands ~600–1000 characters.</w:t>
+      </w:r>
+    </w:p>
+    <w:p>
+      <w:r>
+        <w:rPr>
+          <w:b/>
+          <w:color w:val="1F4E5F"/>
+          <w:sz w:val="19"/>
+        </w:rPr>
+        <w:t>COMPACT STYLE TAG (append to per-shot prompts instead of the full suffix, to stay under 3000 chars):</w:t>
+      </w:r>
+    </w:p>
+    <w:tbl>
+      <w:tblPr>
+        <w:tblStyle w:val="TableGrid"/>
+        <w:tblW w:type="auto" w:w="0"/>
+        <w:tblLook w:firstColumn="1" w:firstRow="1" w:lastColumn="0" w:lastRow="0" w:noHBand="0" w:noVBand="1" w:val="04A0"/>
+      </w:tblPr>
+      <w:tblGrid>
+        <w:gridCol w:w="8640"/>
+      </w:tblGrid>
+      <w:tr>
+        <w:tc>
+          <w:tcPr>
+            <w:tcW w:type="dxa" w:w="8640"/>
+            <w:shd w:val="clear" w:color="auto" w:fill="F2F4F0"/>
+          </w:tcPr>
+          <w:p>
+            <w:r/>
+            <w:r>
+              <w:rPr>
+                <w:rFonts w:ascii="Consolas" w:hAnsi="Consolas"/>
+                <w:sz w:val="18"/>
+              </w:rPr>
+              <w:t>STYLE: flat 2D vector explainer-animation (Hey Duggee vibe); bold rounded geometric shapes, no outlines, flat color blocks; warm palette ochre #E8A93C, cream #F7EAD0, teal #3C7C9A, navy #21465A, coral #EF5A2A, burnt orange #CC6B2C, olive #A7A24A; flat soft lighting, minimal flat shadows, subtle film-grain; dot eyes, simple faces; cozy, clean, generous negative space; 16:9. No gradients/3D/realistic shading/gloss/black outlines/clutter/photorealism.</w:t>
+            </w:r>
+          </w:p>
+        </w:tc>
+      </w:tr>
+    </w:tbl>
+    <w:p/>
     <w:tbl>
       <w:tblPr>
         <w:tblStyle w:val="TableGrid"/>

--- a/PRODUCTION_GUIDE.docx
+++ b/PRODUCTION_GUIDE.docx
@@ -36,7 +36,7 @@
           <w:i/>
           <w:sz w:val="20"/>
         </w:rPr>
-        <w:t>Master instructions for turning ONE row of the concept spreadsheet into a finished episode (shot list + image folder). Upload to the Claude Projects section.</w:t>
+        <w:t>Master instructions for turning ONE row of the concept spreadsheet into a finished episode (shot list + transparent element PNGs assembled in VideoScribe). Upload to the Claude Projects section.</w:t>
       </w:r>
     </w:p>
     <w:p/>
@@ -63,7 +63,7 @@
           <w:i w:val="0"/>
           <w:sz w:val="21"/>
         </w:rPr>
-        <w:t>When the user names or pastes a row (a finance concept + its animal-behavior match), Claude must produce the TWO deliverables defined in Part 3, following every rule in this guide. The visual style (Part 7) and the script/hook formula (Part 4) are FIXED and identical for every episode — only the content changes.</w:t>
+        <w:t>When the user names or pastes a row (a finance concept + its animal-behavior match), Claude must produce the deliverables defined in Part 2 — a shot list plus a folder of transparent element PNGs assembled in VideoScribe — following every rule in this guide. The visual style (Part 7) and the script/hook formula (Part 4) are FIXED and identical for every episode — only the content changes.</w:t>
       </w:r>
     </w:p>
     <w:tbl>
@@ -180,7 +180,7 @@
         <w:rPr>
           <w:sz w:val="21"/>
         </w:rPr>
-        <w:t>DELIVERABLE A — THE SHOT LIST (a Word document). A reader-ready narration script broken into shots, each with a timestamp range and the exact image to be shown during that stretch of script. Visuals change every 3–5 seconds. (Spec: Part 3.)</w:t>
+        <w:t>DELIVERABLE A — THE SHOT LIST (a Word document). A reader-ready narration script broken into FRAMES, each with a timestamp range, the on-screen visual, and the breakdown of which isolated elements are drawn on during that stretch of script. Visuals change every 3–5 seconds. (Spec: Part 3.)</w:t>
       </w:r>
     </w:p>
     <w:p>
@@ -191,7 +191,7 @@
         <w:rPr>
           <w:sz w:val="21"/>
         </w:rPr>
-        <w:t>DELIVERABLE B — THE HIGGSFIELD PROMPT PACK. A single, paste-ready set of prompts that generates EVERY image for the episode in the fixed style, written with thorough, repeated descriptions so the whole set stays consistent. The user pastes these into the Higgsfield web app (Seedream 4.5) to generate the images for free. (Spec: Part 8f.)</w:t>
+        <w:t>DELIVERABLE B — THE HIGGSFIELD PROMPT PACK. A single, paste-ready set of per-ELEMENT prompts grouped by frame that generate EVERY element for the episode in the fixed style, written with thorough, repeated descriptions so the whole set stays consistent. The user pastes these into the Higgsfield web app (Seedream 4.5) to generate the elements for free. (Spec: Part 8f.)</w:t>
       </w:r>
     </w:p>
     <w:p>
@@ -202,7 +202,7 @@
         <w:rPr>
           <w:sz w:val="21"/>
         </w:rPr>
-        <w:t>DELIVERABLE C — THE IMAGE FOLDER. The actual images, produced by running the Prompt Pack — generated free in the Higgsfield web app, or via API at credit cost — named to match the shots. (Spec: Part 9.)</w:t>
+        <w:t>DELIVERABLE C — THE FRAMES FOLDER. For each frame, every element as a TRANSPARENT PNG, produced by running the Prompt Pack + background removal — generated free in the Higgsfield web app, or via API at credit cost — named to match the frames. (Spec: Part 9.)</w:t>
       </w:r>
     </w:p>
     <w:p>
@@ -211,7 +211,7 @@
           <w:i w:val="0"/>
           <w:sz w:val="21"/>
         </w:rPr>
-        <w:t>All three are linked one-to-one: Shot 001 in the document ↔ Prompt 001 in the Pack ↔ shot_001.png in the folder.</w:t>
+        <w:t>All three are linked: Frame 001 in the document ↔ its element prompts in the Pack ↔ the element PNGs in frames/frame_001/ in the folder.</w:t>
       </w:r>
     </w:p>
     <w:p>
@@ -261,7 +261,7 @@
         <w:rPr>
           <w:sz w:val="21"/>
         </w:rPr>
-        <w:t>THE SHOT LIST TABLE: the same script broken into timed shots with image instructions (columns below).</w:t>
+        <w:t>THE SHOT LIST TABLE: the same script broken into timed FRAMES with element instructions (columns below).</w:t>
       </w:r>
     </w:p>
     <w:p>
@@ -281,7 +281,7 @@
         <w:rPr>
           <w:sz w:val="21"/>
         </w:rPr>
-        <w:t>Shot # (e.g., 001).</w:t>
+        <w:t>Frame # (e.g., 001).</w:t>
       </w:r>
     </w:p>
     <w:p>
@@ -303,7 +303,7 @@
         <w:rPr>
           <w:sz w:val="21"/>
         </w:rPr>
-        <w:t>Narration for this shot (the exact words spoken during this stretch — ~8–13 words = 3–5 seconds).</w:t>
+        <w:t>Narration for this frame (the exact words spoken during this stretch — ~8–13 words = 3–5 seconds).</w:t>
       </w:r>
     </w:p>
     <w:p>
@@ -314,7 +314,7 @@
         <w:rPr>
           <w:sz w:val="21"/>
         </w:rPr>
-        <w:t>On-screen visual (one-line description of what the image shows).</w:t>
+        <w:t>On-screen visual (one-line description of what the finished frame shows).</w:t>
       </w:r>
     </w:p>
     <w:p>
@@ -325,7 +325,7 @@
         <w:rPr>
           <w:sz w:val="21"/>
         </w:rPr>
-        <w:t>Image file (e.g., shot_001.png) — matches the folder.</w:t>
+        <w:t>Element breakdown + draw order (each isolated element in the frame, listed in the order the hand draws them on — e.g. 1) host fox, 2) coral droplet).</w:t>
       </w:r>
     </w:p>
     <w:p>
@@ -336,7 +336,7 @@
         <w:rPr>
           <w:sz w:val="21"/>
         </w:rPr>
-        <w:t>Type (STILL or CLIP — clip only where motion is essential, see Part 8).</w:t>
+        <w:t>Prompt #s (the per-element prompt numbers in the Prompt Pack that generate this frame's elements). The FULL prompts live in the Pack — not the shot list — so they stay together and consistent.</w:t>
       </w:r>
     </w:p>
     <w:p>
@@ -347,7 +347,7 @@
         <w:rPr>
           <w:sz w:val="21"/>
         </w:rPr>
-        <w:t>Prompt # (points to the matching paste-ready prompt in the Prompt Pack, Deliverable B). The FULL prompts live in the Pack — not the shot list — so they stay together and consistent.</w:t>
+        <w:t>Type (STILL or CLIP — clip only where real motion is essential; default motion is the VideoScribe hand-reveal, see Part 8).</w:t>
       </w:r>
     </w:p>
     <w:p>
@@ -584,7 +584,7 @@
         <w:pStyle w:val="Heading1"/>
       </w:pPr>
       <w:r>
-        <w:t>5. Timing &amp; Timestamp Method (every shot = 3–5 seconds)</w:t>
+        <w:t>5. Timing &amp; Timestamp Method (every frame = 3–5 seconds)</w:t>
       </w:r>
     </w:p>
     <w:p>
@@ -593,7 +593,7 @@
           <w:i w:val="0"/>
           <w:sz w:val="21"/>
         </w:rPr>
-        <w:t>How Claude assigns timestamps and the per-shot image cadence:</w:t>
+        <w:t>How Claude assigns timestamps and the per-frame visual cadence:</w:t>
       </w:r>
     </w:p>
     <w:p>
@@ -626,7 +626,7 @@
         <w:rPr>
           <w:sz w:val="21"/>
         </w:rPr>
-        <w:t>Segment the script into SHOTS of 3–5 seconds each. At 2.5 words/sec that is roughly 8–13 words per shot — usually one short sentence or clause per shot.</w:t>
+        <w:t>Segment the script into FRAMES of 3–5 seconds each. At 2.5 words/sec that is roughly 8–13 words per frame — usually one short sentence or clause per frame.</w:t>
       </w:r>
     </w:p>
     <w:p>
@@ -637,7 +637,7 @@
         <w:rPr>
           <w:sz w:val="21"/>
         </w:rPr>
-        <w:t>Assign each shot a cumulative timestamp range (shot 1: 00:00–00:04, shot 2: 00:04–00:09, etc.), computing each shot’s length as its_word_count ÷ 2.5.</w:t>
+        <w:t>Assign each frame a cumulative timestamp range (frame 1: 00:00–00:04, frame 2: 00:04–00:09, etc.), computing each frame’s length as its_word_count ÷ 2.5.</w:t>
       </w:r>
     </w:p>
     <w:p>
@@ -648,7 +648,7 @@
         <w:rPr>
           <w:sz w:val="21"/>
         </w:rPr>
-        <w:t>Every shot gets exactly ONE image (still or clip). This guarantees the on-screen visual changes every 3–5 seconds, as required.</w:t>
+        <w:t>List each frame's ELEMENTS and the order the hand draws them; the frame's elements are drawn on in sequence (draw order) across its narration slice. This guarantees the on-screen visual changes every 3–5 seconds, as required.</w:t>
       </w:r>
     </w:p>
     <w:tbl>
@@ -674,7 +674,7 @@
                 <w:color w:val="8A4B16"/>
                 <w:sz w:val="20"/>
               </w:rPr>
-              <w:t>RESULT: a 10–15 minute episode produces roughly 150–300 shots — i.e., 150–300 on-screen visuals (more if the pace is fast). Plan generation time and Higgsfield credits accordingly (see Part 8e for how to hit this cadence WITHOUT generating a separate image for every shot).</w:t>
+              <w:t>RESULT: a 10–15 minute episode produces roughly 150–300 FRAMES, each composed of a few isolated element PNGs drawn on in sequence. Reuse saved ELEMENTS (Host, recurring props) across frames rather than regenerating the same asset every time (see Part 8e).</w:t>
             </w:r>
           </w:p>
         </w:tc>
@@ -687,7 +687,7 @@
           <w:i w:val="0"/>
           <w:sz w:val="21"/>
         </w:rPr>
-        <w:t>Round timestamps to whole seconds. Keep the sum of shot lengths equal to the total duration.</w:t>
+        <w:t>Round timestamps to whole seconds. Keep the sum of frame lengths equal to the total duration.</w:t>
       </w:r>
     </w:p>
     <w:p>
@@ -695,7 +695,7 @@
         <w:pStyle w:val="Heading1"/>
       </w:pPr>
       <w:r>
-        <w:t>6. Worked Example — Shot List Excerpt</w:t>
+        <w:t>6. Worked Example — Shot List Excerpt (Frames)</w:t>
       </w:r>
     </w:p>
     <w:p>
@@ -704,7 +704,7 @@
           <w:i w:val="0"/>
           <w:sz w:val="21"/>
         </w:rPr>
-        <w:t>Concept: Risk pooling. Animal: vampire bat reciprocal blood sharing (96%). The first ~25 seconds, to show the exact format Claude must produce (image prompts shown condensed; append the Master Style Suffix in full).</w:t>
+        <w:t>Concept: Risk pooling. Animal: vampire bat reciprocal blood sharing (96%). The first ~25 seconds, to show the exact format Claude must produce — each frame broken into the isolated elements the hand draws on, in order (per-element prompts live in the Prompt Pack, Part 8f).</w:t>
       </w:r>
     </w:p>
     <w:tbl>
@@ -735,13 +735,13 @@
                 <w:color w:val="FFFFFF"/>
                 <w:sz w:val="17"/>
               </w:rPr>
-              <w:t>Shot</w:t>
+              <w:t>Frame</w:t>
             </w:r>
           </w:p>
         </w:tc>
         <w:tc>
           <w:tcPr>
-            <w:tcW w:type="dxa" w:w="1296"/>
+            <w:tcW w:type="dxa" w:w="1152"/>
             <w:shd w:val="clear" w:color="auto" w:fill="1F4E5F"/>
           </w:tcPr>
           <w:p>
@@ -758,7 +758,7 @@
         </w:tc>
         <w:tc>
           <w:tcPr>
-            <w:tcW w:type="dxa" w:w="3456"/>
+            <w:tcW w:type="dxa" w:w="2736"/>
             <w:shd w:val="clear" w:color="auto" w:fill="1F4E5F"/>
           </w:tcPr>
           <w:p>
@@ -775,7 +775,7 @@
         </w:tc>
         <w:tc>
           <w:tcPr>
-            <w:tcW w:type="dxa" w:w="3456"/>
+            <w:tcW w:type="dxa" w:w="2448"/>
             <w:shd w:val="clear" w:color="auto" w:fill="1F4E5F"/>
           </w:tcPr>
           <w:p>
@@ -792,7 +792,7 @@
         </w:tc>
         <w:tc>
           <w:tcPr>
-            <w:tcW w:type="dxa" w:w="1152"/>
+            <w:tcW w:type="dxa" w:w="2448"/>
             <w:shd w:val="clear" w:color="auto" w:fill="1F4E5F"/>
           </w:tcPr>
           <w:p>
@@ -803,7 +803,7 @@
                 <w:color w:val="FFFFFF"/>
                 <w:sz w:val="17"/>
               </w:rPr>
-              <w:t>File</w:t>
+              <w:t>Element breakdown + draw order</w:t>
             </w:r>
           </w:p>
         </w:tc>
@@ -820,7 +820,7 @@
                 <w:color w:val="FFFFFF"/>
                 <w:sz w:val="17"/>
               </w:rPr>
-              <w:t>Type</w:t>
+              <w:t>Prompt #s</w:t>
             </w:r>
           </w:p>
         </w:tc>
@@ -843,7 +843,7 @@
         </w:tc>
         <w:tc>
           <w:tcPr>
-            <w:tcW w:type="dxa" w:w="1296"/>
+            <w:tcW w:type="dxa" w:w="1152"/>
           </w:tcPr>
           <w:p>
             <w:r/>
@@ -858,7 +858,7 @@
         </w:tc>
         <w:tc>
           <w:tcPr>
-            <w:tcW w:type="dxa" w:w="3456"/>
+            <w:tcW w:type="dxa" w:w="2736"/>
           </w:tcPr>
           <w:p>
             <w:r/>
@@ -873,7 +873,7 @@
         </w:tc>
         <w:tc>
           <w:tcPr>
-            <w:tcW w:type="dxa" w:w="3456"/>
+            <w:tcW w:type="dxa" w:w="2448"/>
           </w:tcPr>
           <w:p>
             <w:r/>
@@ -882,13 +882,13 @@
                 <w:b w:val="0"/>
                 <w:sz w:val="17"/>
               </w:rPr>
-              <w:t>Host fox leaning in, curious, spotlight on face, cozy dark frame</w:t>
+              <w:t>Host sky-blue fox leaning in, curious, rosy cheeks</w:t>
             </w:r>
           </w:p>
         </w:tc>
         <w:tc>
           <w:tcPr>
-            <w:tcW w:type="dxa" w:w="1152"/>
+            <w:tcW w:type="dxa" w:w="2448"/>
           </w:tcPr>
           <w:p>
             <w:r/>
@@ -897,7 +897,7 @@
                 <w:b w:val="0"/>
                 <w:sz w:val="17"/>
               </w:rPr>
-              <w:t>shot_001.png</w:t>
+              <w:t>1) host fox (sky blue, coral scarf); 2) small coral question-mark</w:t>
             </w:r>
           </w:p>
         </w:tc>
@@ -912,7 +912,7 @@
                 <w:b w:val="0"/>
                 <w:sz w:val="17"/>
               </w:rPr>
-              <w:t>STILL</w:t>
+              <w:t>el01–el02</w:t>
             </w:r>
           </w:p>
         </w:tc>
@@ -935,7 +935,7 @@
         </w:tc>
         <w:tc>
           <w:tcPr>
-            <w:tcW w:type="dxa" w:w="1296"/>
+            <w:tcW w:type="dxa" w:w="1152"/>
           </w:tcPr>
           <w:p>
             <w:r/>
@@ -950,7 +950,7 @@
         </w:tc>
         <w:tc>
           <w:tcPr>
-            <w:tcW w:type="dxa" w:w="3456"/>
+            <w:tcW w:type="dxa" w:w="2736"/>
           </w:tcPr>
           <w:p>
             <w:r/>
@@ -965,7 +965,7 @@
         </w:tc>
         <w:tc>
           <w:tcPr>
-            <w:tcW w:type="dxa" w:w="3456"/>
+            <w:tcW w:type="dxa" w:w="2448"/>
           </w:tcPr>
           <w:p>
             <w:r/>
@@ -974,13 +974,13 @@
                 <w:b w:val="0"/>
                 <w:sz w:val="17"/>
               </w:rPr>
-              <w:t>A lone teal figure standing small; a thin coral crack opening in the ground beneath</w:t>
+              <w:t>A lone stone-gray figure standing small; a thin coral crack</w:t>
             </w:r>
           </w:p>
         </w:tc>
         <w:tc>
           <w:tcPr>
-            <w:tcW w:type="dxa" w:w="1152"/>
+            <w:tcW w:type="dxa" w:w="2448"/>
           </w:tcPr>
           <w:p>
             <w:r/>
@@ -989,7 +989,7 @@
                 <w:b w:val="0"/>
                 <w:sz w:val="17"/>
               </w:rPr>
-              <w:t>shot_002.png</w:t>
+              <w:t>1) lone gray figure; 2) coral crack motif</w:t>
             </w:r>
           </w:p>
         </w:tc>
@@ -1004,7 +1004,7 @@
                 <w:b w:val="0"/>
                 <w:sz w:val="17"/>
               </w:rPr>
-              <w:t>STILL</w:t>
+              <w:t>el01–el02</w:t>
             </w:r>
           </w:p>
         </w:tc>
@@ -1027,7 +1027,7 @@
         </w:tc>
         <w:tc>
           <w:tcPr>
-            <w:tcW w:type="dxa" w:w="1296"/>
+            <w:tcW w:type="dxa" w:w="1152"/>
           </w:tcPr>
           <w:p>
             <w:r/>
@@ -1042,7 +1042,7 @@
         </w:tc>
         <w:tc>
           <w:tcPr>
-            <w:tcW w:type="dxa" w:w="3456"/>
+            <w:tcW w:type="dxa" w:w="2736"/>
           </w:tcPr>
           <w:p>
             <w:r/>
@@ -1057,7 +1057,7 @@
         </w:tc>
         <w:tc>
           <w:tcPr>
-            <w:tcW w:type="dxa" w:w="3456"/>
+            <w:tcW w:type="dxa" w:w="2448"/>
           </w:tcPr>
           <w:p>
             <w:r/>
@@ -1066,13 +1066,13 @@
                 <w:b w:val="0"/>
                 <w:sz w:val="17"/>
               </w:rPr>
-              <w:t>Three rounded figures standing together, calm, a soft protective dome over them</w:t>
+              <w:t>Three rounded figures together, calm, a soft leaf-green protective dome</w:t>
             </w:r>
           </w:p>
         </w:tc>
         <w:tc>
           <w:tcPr>
-            <w:tcW w:type="dxa" w:w="1152"/>
+            <w:tcW w:type="dxa" w:w="2448"/>
           </w:tcPr>
           <w:p>
             <w:r/>
@@ -1081,7 +1081,7 @@
                 <w:b w:val="0"/>
                 <w:sz w:val="17"/>
               </w:rPr>
-              <w:t>shot_003.png</w:t>
+              <w:t>1) three figures; 2) leaf-green dome</w:t>
             </w:r>
           </w:p>
         </w:tc>
@@ -1096,7 +1096,7 @@
                 <w:b w:val="0"/>
                 <w:sz w:val="17"/>
               </w:rPr>
-              <w:t>STILL</w:t>
+              <w:t>el01–el02</w:t>
             </w:r>
           </w:p>
         </w:tc>
@@ -1119,7 +1119,7 @@
         </w:tc>
         <w:tc>
           <w:tcPr>
-            <w:tcW w:type="dxa" w:w="1296"/>
+            <w:tcW w:type="dxa" w:w="1152"/>
           </w:tcPr>
           <w:p>
             <w:r/>
@@ -1134,7 +1134,7 @@
         </w:tc>
         <w:tc>
           <w:tcPr>
-            <w:tcW w:type="dxa" w:w="3456"/>
+            <w:tcW w:type="dxa" w:w="2736"/>
           </w:tcPr>
           <w:p>
             <w:r/>
@@ -1149,7 +1149,7 @@
         </w:tc>
         <w:tc>
           <w:tcPr>
-            <w:tcW w:type="dxa" w:w="3456"/>
+            <w:tcW w:type="dxa" w:w="2448"/>
           </w:tcPr>
           <w:p>
             <w:r/>
@@ -1158,13 +1158,13 @@
                 <w:b w:val="0"/>
                 <w:sz w:val="17"/>
               </w:rPr>
-              <w:t>Cute navy-and-teal vampire bat hanging, friendly dot eyes, warm hollow</w:t>
+              <w:t>Cute stone-gray + sky-blue vampire bat hanging, friendly dot eyes, rosy cheeks</w:t>
             </w:r>
           </w:p>
         </w:tc>
         <w:tc>
           <w:tcPr>
-            <w:tcW w:type="dxa" w:w="1152"/>
+            <w:tcW w:type="dxa" w:w="2448"/>
           </w:tcPr>
           <w:p>
             <w:r/>
@@ -1173,7 +1173,7 @@
                 <w:b w:val="0"/>
                 <w:sz w:val="17"/>
               </w:rPr>
-              <w:t>shot_004.png</w:t>
+              <w:t>1) vampire bat element</w:t>
             </w:r>
           </w:p>
         </w:tc>
@@ -1188,7 +1188,7 @@
                 <w:b w:val="0"/>
                 <w:sz w:val="17"/>
               </w:rPr>
-              <w:t>STILL</w:t>
+              <w:t>el01</w:t>
             </w:r>
           </w:p>
         </w:tc>
@@ -1211,7 +1211,7 @@
         </w:tc>
         <w:tc>
           <w:tcPr>
-            <w:tcW w:type="dxa" w:w="1296"/>
+            <w:tcW w:type="dxa" w:w="1152"/>
           </w:tcPr>
           <w:p>
             <w:r/>
@@ -1226,7 +1226,7 @@
         </w:tc>
         <w:tc>
           <w:tcPr>
-            <w:tcW w:type="dxa" w:w="3456"/>
+            <w:tcW w:type="dxa" w:w="2736"/>
           </w:tcPr>
           <w:p>
             <w:r/>
@@ -1241,7 +1241,7 @@
         </w:tc>
         <w:tc>
           <w:tcPr>
-            <w:tcW w:type="dxa" w:w="3456"/>
+            <w:tcW w:type="dxa" w:w="2448"/>
           </w:tcPr>
           <w:p>
             <w:r/>
@@ -1250,13 +1250,13 @@
                 <w:b w:val="0"/>
                 <w:sz w:val="17"/>
               </w:rPr>
-              <w:t>Same bat, a small clock/moon motif; one bat looking weak, slightly grey</w:t>
+              <w:t>Same bat; a small sunshine moon + clock motif</w:t>
             </w:r>
           </w:p>
         </w:tc>
         <w:tc>
           <w:tcPr>
-            <w:tcW w:type="dxa" w:w="1152"/>
+            <w:tcW w:type="dxa" w:w="2448"/>
           </w:tcPr>
           <w:p>
             <w:r/>
@@ -1265,7 +1265,7 @@
                 <w:b w:val="0"/>
                 <w:sz w:val="17"/>
               </w:rPr>
-              <w:t>shot_005.png</w:t>
+              <w:t>1) vampire bat (reuse el); 2) moon/clock motif</w:t>
             </w:r>
           </w:p>
         </w:tc>
@@ -1280,7 +1280,7 @@
                 <w:b w:val="0"/>
                 <w:sz w:val="17"/>
               </w:rPr>
-              <w:t>STILL</w:t>
+              <w:t>el01–el02</w:t>
             </w:r>
           </w:p>
         </w:tc>
@@ -1303,7 +1303,7 @@
         </w:tc>
         <w:tc>
           <w:tcPr>
-            <w:tcW w:type="dxa" w:w="1296"/>
+            <w:tcW w:type="dxa" w:w="1152"/>
           </w:tcPr>
           <w:p>
             <w:r/>
@@ -1318,7 +1318,7 @@
         </w:tc>
         <w:tc>
           <w:tcPr>
-            <w:tcW w:type="dxa" w:w="3456"/>
+            <w:tcW w:type="dxa" w:w="2736"/>
           </w:tcPr>
           <w:p>
             <w:r/>
@@ -1333,7 +1333,7 @@
         </w:tc>
         <w:tc>
           <w:tcPr>
-            <w:tcW w:type="dxa" w:w="3456"/>
+            <w:tcW w:type="dxa" w:w="2448"/>
           </w:tcPr>
           <w:p>
             <w:r/>
@@ -1348,7 +1348,7 @@
         </w:tc>
         <w:tc>
           <w:tcPr>
-            <w:tcW w:type="dxa" w:w="1152"/>
+            <w:tcW w:type="dxa" w:w="2448"/>
           </w:tcPr>
           <w:p>
             <w:r/>
@@ -1357,7 +1357,7 @@
                 <w:b w:val="0"/>
                 <w:sz w:val="17"/>
               </w:rPr>
-              <w:t>shot_006.png</w:t>
+              <w:t>1) fed bat + coral droplet; 2) hungry bat</w:t>
             </w:r>
           </w:p>
         </w:tc>
@@ -1372,7 +1372,7 @@
                 <w:b w:val="0"/>
                 <w:sz w:val="17"/>
               </w:rPr>
-              <w:t>STILL</w:t>
+              <w:t>el01–el02</w:t>
             </w:r>
           </w:p>
         </w:tc>
@@ -1385,7 +1385,7 @@
           <w:i/>
           <w:sz w:val="21"/>
         </w:rPr>
-        <w:t>Note how each shot is one short clause (~3–5s) with its own image, and the images interconnect (same bat, same hollow, one element changing) so the stills read as continuous animation. The full document would also include the clean narration script above this table.</w:t>
+        <w:t>Note how each frame is one short clause (~3–5s) decomposed into a few isolated transparent element PNGs, drawn on in order by the hand, and how elements recur (the same bat is reused as a saved Element) so the frames flow as continuous animation. The full document would also include the clean narration script above this table.</w:t>
       </w:r>
     </w:p>
     <w:p>
@@ -1419,7 +1419,7 @@
                 <w:color w:val="8A4B16"/>
                 <w:sz w:val="20"/>
               </w:rPr>
-              <w:t>This style is mandatory and unchanging. Every image in every episode must match it. Append the Master Style Suffix (Part 8) to every Higgsfield prompt.</w:t>
+              <w:t>This style is mandatory and unchanging. Every element in every episode must match it. Append the Master Style Suffix (Part 8) to every Higgsfield prompt. Every element is generated ISOLATED on a transparent background.</w:t>
             </w:r>
           </w:p>
         </w:tc>
@@ -1432,7 +1432,7 @@
           <w:i w:val="0"/>
           <w:sz w:val="21"/>
         </w:rPr>
-        <w:t>The look in one sentence: warm, friendly, FLAT 2D vector illustration in a mid-century-modern “explainer animation” style — bold simple shapes, a tight cozy palette, no harsh outlines, flat lighting, and a subtle grain texture (the Hey Duggee / modern motion-graphics family).</w:t>
+        <w:t>The look in one sentence: bright, cheerful, wholesome FLAT 2D vector children's-book CLIP-ART — rounded cute friendly characters and objects, clean simple shapes, soft subtle shading with gentle highlights, thin minimal edge accents (no heavy black outlines), dot eyes and rosy cheeks; every asset a SINGLE isolated element on a transparent background.</w:t>
       </w:r>
     </w:p>
     <w:p>
@@ -1451,7 +1451,7 @@
         <w:rPr>
           <w:sz w:val="21"/>
         </w:rPr>
-        <w:t>FLAT: flat color only — no gradients, no realistic shading, no 3D, no gloss.</w:t>
+        <w:t>CLIP-ART, ISOLATED — one element per asset, centered, on a TRANSPARENT background (no scene, no ground shadow).</w:t>
       </w:r>
     </w:p>
     <w:p>
@@ -1462,7 +1462,7 @@
         <w:rPr>
           <w:sz w:val="21"/>
         </w:rPr>
-        <w:t>SHAPE-FIRST: built from circles, ovals, rounded rectangles with soft rounded corners. Chunky, friendly, stable.</w:t>
+        <w:t>ROUNDED &amp; CUTE — chunky friendly proportions; circles, ovals, soft rounded shapes.</w:t>
       </w:r>
     </w:p>
     <w:p>
@@ -1473,7 +1473,7 @@
         <w:rPr>
           <w:sz w:val="21"/>
         </w:rPr>
-        <w:t>OUTLINE-LESS: forms separated by color, not black ink lines.</w:t>
+        <w:t>SOFT SHADING + HIGHLIGHTS — gentle subtle shading and soft highlights for a little depth (not flat-only, not 3D).</w:t>
       </w:r>
     </w:p>
     <w:p>
@@ -1484,7 +1484,7 @@
         <w:rPr>
           <w:sz w:val="21"/>
         </w:rPr>
-        <w:t>WARM LIMITED PALETTE (below). Nothing neon.</w:t>
+        <w:t>THIN MINIMAL EDGE ACCENTS — light darker edges only where shapes need separation; NO heavy black ink outlines.</w:t>
       </w:r>
     </w:p>
     <w:p>
@@ -1495,7 +1495,7 @@
         <w:rPr>
           <w:sz w:val="21"/>
         </w:rPr>
-        <w:t>FLAT SOFT LIGHTING: gentle ambient light; shadows are soft flat shapes at low opacity, never dark.</w:t>
+        <w:t>BRIGHT MULTICOLOR BRAND PALETTE (below) — cheerful and saturated, but fixed for series consistency.</w:t>
       </w:r>
     </w:p>
     <w:p>
@@ -1506,7 +1506,7 @@
         <w:rPr>
           <w:sz w:val="21"/>
         </w:rPr>
-        <w:t>GRAIN: a fine film/paper texture over the whole frame, subtle.</w:t>
+        <w:t>FRIENDLY FACES — small dot eyes, rosy cheek blush, simple happy expressions.</w:t>
       </w:r>
     </w:p>
     <w:p>
@@ -1517,26 +1517,15 @@
         <w:rPr>
           <w:sz w:val="21"/>
         </w:rPr>
-        <w:t>SIMPLE FACES: tiny dot eyes, minimal mouths; emotion via eyebrows and posture.</w:t>
+        <w:t>CLEAN &amp; WHOLESOME — uncluttered, modern, no grain, no texture overlays.</w:t>
       </w:r>
     </w:p>
     <w:p>
       <w:pPr>
-        <w:pStyle w:val="ListBullet"/>
+        <w:pStyle w:val="Heading2"/>
       </w:pPr>
       <w:r>
-        <w:rPr>
-          <w:sz w:val="21"/>
-        </w:rPr>
-        <w:t>COZY &amp; UNCLUTTERED: simple props, generous negative space.</w:t>
-      </w:r>
-    </w:p>
-    <w:p>
-      <w:pPr>
-        <w:pStyle w:val="Heading2"/>
-      </w:pPr>
-      <w:r>
-        <w:t>7b. Color Palette (canonical hex values)</w:t>
+        <w:t>7b. Color Palette (canonical brand hex)</w:t>
       </w:r>
     </w:p>
     <w:tbl>
@@ -1643,7 +1632,7 @@
         <w:tc>
           <w:tcPr>
             <w:tcW w:type="dxa" w:w="720"/>
-            <w:shd w:val="clear" w:color="auto" w:fill="E8A93C"/>
+            <w:shd w:val="clear" w:color="auto" w:fill="FBC02D"/>
           </w:tcPr>
           <w:p>
             <w:r/>
@@ -1666,7 +1655,7 @@
                 <w:b/>
                 <w:sz w:val="17"/>
               </w:rPr>
-              <w:t>Ochre Yellow</w:t>
+              <w:t>Sunshine Yellow</w:t>
             </w:r>
           </w:p>
         </w:tc>
@@ -1681,7 +1670,7 @@
                 <w:b w:val="0"/>
                 <w:sz w:val="17"/>
               </w:rPr>
-              <w:t>#E8A93C</w:t>
+              <w:t>#FBC02D</w:t>
             </w:r>
           </w:p>
         </w:tc>
@@ -1711,7 +1700,7 @@
                 <w:b w:val="0"/>
                 <w:sz w:val="17"/>
               </w:rPr>
-              <w:t>Backgrounds / large warm fields.</w:t>
+              <w:t>Beaks, manes, warm highlights</w:t>
             </w:r>
           </w:p>
         </w:tc>
@@ -1720,7 +1709,7 @@
         <w:tc>
           <w:tcPr>
             <w:tcW w:type="dxa" w:w="720"/>
-            <w:shd w:val="clear" w:color="auto" w:fill="F7EAD0"/>
+            <w:shd w:val="clear" w:color="auto" w:fill="4FC3E8"/>
           </w:tcPr>
           <w:p>
             <w:r/>
@@ -1743,7 +1732,7 @@
                 <w:b/>
                 <w:sz w:val="17"/>
               </w:rPr>
-              <w:t>Warm Cream</w:t>
+              <w:t>Sky Blue</w:t>
             </w:r>
           </w:p>
         </w:tc>
@@ -1758,7 +1747,546 @@
                 <w:b w:val="0"/>
                 <w:sz w:val="17"/>
               </w:rPr>
-              <w:t>#F7EAD0</w:t>
+              <w:t>#4FC3E8</w:t>
+            </w:r>
+          </w:p>
+        </w:tc>
+        <w:tc>
+          <w:tcPr>
+            <w:tcW w:type="dxa" w:w="1296"/>
+          </w:tcPr>
+          <w:p>
+            <w:r/>
+            <w:r>
+              <w:rPr>
+                <w:b w:val="0"/>
+                <w:sz w:val="17"/>
+              </w:rPr>
+              <w:t>Secondary</w:t>
+            </w:r>
+          </w:p>
+        </w:tc>
+        <w:tc>
+          <w:tcPr>
+            <w:tcW w:type="dxa" w:w="4032"/>
+          </w:tcPr>
+          <w:p>
+            <w:r/>
+            <w:r>
+              <w:rPr>
+                <w:b w:val="0"/>
+                <w:sz w:val="17"/>
+              </w:rPr>
+              <w:t>Water/sky elements, calm characters</w:t>
+            </w:r>
+          </w:p>
+        </w:tc>
+      </w:tr>
+      <w:tr>
+        <w:tc>
+          <w:tcPr>
+            <w:tcW w:type="dxa" w:w="720"/>
+            <w:shd w:val="clear" w:color="auto" w:fill="7CC576"/>
+          </w:tcPr>
+          <w:p>
+            <w:r/>
+            <w:r>
+              <w:rPr>
+                <w:b w:val="0"/>
+                <w:sz w:val="17"/>
+              </w:rPr>
+            </w:r>
+          </w:p>
+        </w:tc>
+        <w:tc>
+          <w:tcPr>
+            <w:tcW w:type="dxa" w:w="1872"/>
+          </w:tcPr>
+          <w:p>
+            <w:r/>
+            <w:r>
+              <w:rPr>
+                <w:b/>
+                <w:sz w:val="17"/>
+              </w:rPr>
+              <w:t>Leaf Green</w:t>
+            </w:r>
+          </w:p>
+        </w:tc>
+        <w:tc>
+          <w:tcPr>
+            <w:tcW w:type="dxa" w:w="1296"/>
+          </w:tcPr>
+          <w:p>
+            <w:r/>
+            <w:r>
+              <w:rPr>
+                <w:b w:val="0"/>
+                <w:sz w:val="17"/>
+              </w:rPr>
+              <w:t>#7CC576</w:t>
+            </w:r>
+          </w:p>
+        </w:tc>
+        <w:tc>
+          <w:tcPr>
+            <w:tcW w:type="dxa" w:w="1296"/>
+          </w:tcPr>
+          <w:p>
+            <w:r/>
+            <w:r>
+              <w:rPr>
+                <w:b w:val="0"/>
+                <w:sz w:val="17"/>
+              </w:rPr>
+              <w:t>Secondary</w:t>
+            </w:r>
+          </w:p>
+        </w:tc>
+        <w:tc>
+          <w:tcPr>
+            <w:tcW w:type="dxa" w:w="4032"/>
+          </w:tcPr>
+          <w:p>
+            <w:r/>
+            <w:r>
+              <w:rPr>
+                <w:b w:val="0"/>
+                <w:sz w:val="17"/>
+              </w:rPr>
+              <w:t>Foliage, ground shapes</w:t>
+            </w:r>
+          </w:p>
+        </w:tc>
+      </w:tr>
+      <w:tr>
+        <w:tc>
+          <w:tcPr>
+            <w:tcW w:type="dxa" w:w="720"/>
+            <w:shd w:val="clear" w:color="auto" w:fill="F0654E"/>
+          </w:tcPr>
+          <w:p>
+            <w:r/>
+            <w:r>
+              <w:rPr>
+                <w:b w:val="0"/>
+                <w:sz w:val="17"/>
+              </w:rPr>
+            </w:r>
+          </w:p>
+        </w:tc>
+        <w:tc>
+          <w:tcPr>
+            <w:tcW w:type="dxa" w:w="1872"/>
+          </w:tcPr>
+          <w:p>
+            <w:r/>
+            <w:r>
+              <w:rPr>
+                <w:b/>
+                <w:sz w:val="17"/>
+              </w:rPr>
+              <w:t>Tomato Coral</w:t>
+            </w:r>
+          </w:p>
+        </w:tc>
+        <w:tc>
+          <w:tcPr>
+            <w:tcW w:type="dxa" w:w="1296"/>
+          </w:tcPr>
+          <w:p>
+            <w:r/>
+            <w:r>
+              <w:rPr>
+                <w:b w:val="0"/>
+                <w:sz w:val="17"/>
+              </w:rPr>
+              <w:t>#F0654E</w:t>
+            </w:r>
+          </w:p>
+        </w:tc>
+        <w:tc>
+          <w:tcPr>
+            <w:tcW w:type="dxa" w:w="1296"/>
+          </w:tcPr>
+          <w:p>
+            <w:r/>
+            <w:r>
+              <w:rPr>
+                <w:b w:val="0"/>
+                <w:sz w:val="17"/>
+              </w:rPr>
+              <w:t>Accent</w:t>
+            </w:r>
+          </w:p>
+        </w:tc>
+        <w:tc>
+          <w:tcPr>
+            <w:tcW w:type="dxa" w:w="4032"/>
+          </w:tcPr>
+          <w:p>
+            <w:r/>
+            <w:r>
+              <w:rPr>
+                <w:b w:val="0"/>
+                <w:sz w:val="17"/>
+              </w:rPr>
+              <w:t>THE focal color — the key idea (sparingly)</w:t>
+            </w:r>
+          </w:p>
+        </w:tc>
+      </w:tr>
+      <w:tr>
+        <w:tc>
+          <w:tcPr>
+            <w:tcW w:type="dxa" w:w="720"/>
+            <w:shd w:val="clear" w:color="auto" w:fill="F39237"/>
+          </w:tcPr>
+          <w:p>
+            <w:r/>
+            <w:r>
+              <w:rPr>
+                <w:b w:val="0"/>
+                <w:sz w:val="17"/>
+              </w:rPr>
+            </w:r>
+          </w:p>
+        </w:tc>
+        <w:tc>
+          <w:tcPr>
+            <w:tcW w:type="dxa" w:w="1872"/>
+          </w:tcPr>
+          <w:p>
+            <w:r/>
+            <w:r>
+              <w:rPr>
+                <w:b/>
+                <w:sz w:val="17"/>
+              </w:rPr>
+              <w:t>Tangerine</w:t>
+            </w:r>
+          </w:p>
+        </w:tc>
+        <w:tc>
+          <w:tcPr>
+            <w:tcW w:type="dxa" w:w="1296"/>
+          </w:tcPr>
+          <w:p>
+            <w:r/>
+            <w:r>
+              <w:rPr>
+                <w:b w:val="0"/>
+                <w:sz w:val="17"/>
+              </w:rPr>
+              <w:t>#F39237</w:t>
+            </w:r>
+          </w:p>
+        </w:tc>
+        <w:tc>
+          <w:tcPr>
+            <w:tcW w:type="dxa" w:w="1296"/>
+          </w:tcPr>
+          <w:p>
+            <w:r/>
+            <w:r>
+              <w:rPr>
+                <w:b w:val="0"/>
+                <w:sz w:val="17"/>
+              </w:rPr>
+              <w:t>Accent</w:t>
+            </w:r>
+          </w:p>
+        </w:tc>
+        <w:tc>
+          <w:tcPr>
+            <w:tcW w:type="dxa" w:w="4032"/>
+          </w:tcPr>
+          <w:p>
+            <w:r/>
+            <w:r>
+              <w:rPr>
+                <w:b w:val="0"/>
+                <w:sz w:val="17"/>
+              </w:rPr>
+              <w:t>Secondary warm accent (lion/monkey)</w:t>
+            </w:r>
+          </w:p>
+        </w:tc>
+      </w:tr>
+      <w:tr>
+        <w:tc>
+          <w:tcPr>
+            <w:tcW w:type="dxa" w:w="720"/>
+            <w:shd w:val="clear" w:color="auto" w:fill="F6A9B6"/>
+          </w:tcPr>
+          <w:p>
+            <w:r/>
+            <w:r>
+              <w:rPr>
+                <w:b w:val="0"/>
+                <w:sz w:val="17"/>
+              </w:rPr>
+            </w:r>
+          </w:p>
+        </w:tc>
+        <w:tc>
+          <w:tcPr>
+            <w:tcW w:type="dxa" w:w="1872"/>
+          </w:tcPr>
+          <w:p>
+            <w:r/>
+            <w:r>
+              <w:rPr>
+                <w:b/>
+                <w:sz w:val="17"/>
+              </w:rPr>
+              <w:t>Blush Pink</w:t>
+            </w:r>
+          </w:p>
+        </w:tc>
+        <w:tc>
+          <w:tcPr>
+            <w:tcW w:type="dxa" w:w="1296"/>
+          </w:tcPr>
+          <w:p>
+            <w:r/>
+            <w:r>
+              <w:rPr>
+                <w:b w:val="0"/>
+                <w:sz w:val="17"/>
+              </w:rPr>
+              <w:t>#F6A9B6</w:t>
+            </w:r>
+          </w:p>
+        </w:tc>
+        <w:tc>
+          <w:tcPr>
+            <w:tcW w:type="dxa" w:w="1296"/>
+          </w:tcPr>
+          <w:p>
+            <w:r/>
+            <w:r>
+              <w:rPr>
+                <w:b w:val="0"/>
+                <w:sz w:val="17"/>
+              </w:rPr>
+              <w:t>Accent</w:t>
+            </w:r>
+          </w:p>
+        </w:tc>
+        <w:tc>
+          <w:tcPr>
+            <w:tcW w:type="dxa" w:w="4032"/>
+          </w:tcPr>
+          <w:p>
+            <w:r/>
+            <w:r>
+              <w:rPr>
+                <w:b w:val="0"/>
+                <w:sz w:val="17"/>
+              </w:rPr>
+              <w:t>Cheek blush, soft accents</w:t>
+            </w:r>
+          </w:p>
+        </w:tc>
+      </w:tr>
+      <w:tr>
+        <w:tc>
+          <w:tcPr>
+            <w:tcW w:type="dxa" w:w="720"/>
+            <w:shd w:val="clear" w:color="auto" w:fill="9DB0BC"/>
+          </w:tcPr>
+          <w:p>
+            <w:r/>
+            <w:r>
+              <w:rPr>
+                <w:b w:val="0"/>
+                <w:sz w:val="17"/>
+              </w:rPr>
+            </w:r>
+          </w:p>
+        </w:tc>
+        <w:tc>
+          <w:tcPr>
+            <w:tcW w:type="dxa" w:w="1872"/>
+          </w:tcPr>
+          <w:p>
+            <w:r/>
+            <w:r>
+              <w:rPr>
+                <w:b/>
+                <w:sz w:val="17"/>
+              </w:rPr>
+              <w:t>Stone Gray</w:t>
+            </w:r>
+          </w:p>
+        </w:tc>
+        <w:tc>
+          <w:tcPr>
+            <w:tcW w:type="dxa" w:w="1296"/>
+          </w:tcPr>
+          <w:p>
+            <w:r/>
+            <w:r>
+              <w:rPr>
+                <w:b w:val="0"/>
+                <w:sz w:val="17"/>
+              </w:rPr>
+              <w:t>#9DB0BC</w:t>
+            </w:r>
+          </w:p>
+        </w:tc>
+        <w:tc>
+          <w:tcPr>
+            <w:tcW w:type="dxa" w:w="1296"/>
+          </w:tcPr>
+          <w:p>
+            <w:r/>
+            <w:r>
+              <w:rPr>
+                <w:b w:val="0"/>
+                <w:sz w:val="17"/>
+              </w:rPr>
+              <w:t>Neutral</w:t>
+            </w:r>
+          </w:p>
+        </w:tc>
+        <w:tc>
+          <w:tcPr>
+            <w:tcW w:type="dxa" w:w="4032"/>
+          </w:tcPr>
+          <w:p>
+            <w:r/>
+            <w:r>
+              <w:rPr>
+                <w:b w:val="0"/>
+                <w:sz w:val="17"/>
+              </w:rPr>
+              <w:t>Elephant/rhino bodies, neutral props</w:t>
+            </w:r>
+          </w:p>
+        </w:tc>
+      </w:tr>
+      <w:tr>
+        <w:tc>
+          <w:tcPr>
+            <w:tcW w:type="dxa" w:w="720"/>
+            <w:shd w:val="clear" w:color="auto" w:fill="8D6E63"/>
+          </w:tcPr>
+          <w:p>
+            <w:r/>
+            <w:r>
+              <w:rPr>
+                <w:b w:val="0"/>
+                <w:sz w:val="17"/>
+              </w:rPr>
+            </w:r>
+          </w:p>
+        </w:tc>
+        <w:tc>
+          <w:tcPr>
+            <w:tcW w:type="dxa" w:w="1872"/>
+          </w:tcPr>
+          <w:p>
+            <w:r/>
+            <w:r>
+              <w:rPr>
+                <w:b/>
+                <w:sz w:val="17"/>
+              </w:rPr>
+              <w:t>Warm Brown</w:t>
+            </w:r>
+          </w:p>
+        </w:tc>
+        <w:tc>
+          <w:tcPr>
+            <w:tcW w:type="dxa" w:w="1296"/>
+          </w:tcPr>
+          <w:p>
+            <w:r/>
+            <w:r>
+              <w:rPr>
+                <w:b w:val="0"/>
+                <w:sz w:val="17"/>
+              </w:rPr>
+              <w:t>#8D6E63</w:t>
+            </w:r>
+          </w:p>
+        </w:tc>
+        <w:tc>
+          <w:tcPr>
+            <w:tcW w:type="dxa" w:w="1296"/>
+          </w:tcPr>
+          <w:p>
+            <w:r/>
+            <w:r>
+              <w:rPr>
+                <w:b w:val="0"/>
+                <w:sz w:val="17"/>
+              </w:rPr>
+              <w:t>Neutral</w:t>
+            </w:r>
+          </w:p>
+        </w:tc>
+        <w:tc>
+          <w:tcPr>
+            <w:tcW w:type="dxa" w:w="4032"/>
+          </w:tcPr>
+          <w:p>
+            <w:r/>
+            <w:r>
+              <w:rPr>
+                <w:b w:val="0"/>
+                <w:sz w:val="17"/>
+              </w:rPr>
+              <w:t>Trunks, wood, branches</w:t>
+            </w:r>
+          </w:p>
+        </w:tc>
+      </w:tr>
+      <w:tr>
+        <w:tc>
+          <w:tcPr>
+            <w:tcW w:type="dxa" w:w="720"/>
+            <w:shd w:val="clear" w:color="auto" w:fill="FBF7EF"/>
+          </w:tcPr>
+          <w:p>
+            <w:r/>
+            <w:r>
+              <w:rPr>
+                <w:b w:val="0"/>
+                <w:sz w:val="17"/>
+              </w:rPr>
+            </w:r>
+          </w:p>
+        </w:tc>
+        <w:tc>
+          <w:tcPr>
+            <w:tcW w:type="dxa" w:w="1872"/>
+          </w:tcPr>
+          <w:p>
+            <w:r/>
+            <w:r>
+              <w:rPr>
+                <w:b/>
+                <w:sz w:val="17"/>
+              </w:rPr>
+              <w:t>Cream</w:t>
+            </w:r>
+          </w:p>
+        </w:tc>
+        <w:tc>
+          <w:tcPr>
+            <w:tcW w:type="dxa" w:w="1296"/>
+          </w:tcPr>
+          <w:p>
+            <w:r/>
+            <w:r>
+              <w:rPr>
+                <w:b w:val="0"/>
+                <w:sz w:val="17"/>
+              </w:rPr>
+              <w:t>#FBF7EF</w:t>
             </w:r>
           </w:p>
         </w:tc>
@@ -1788,7 +2316,7 @@
                 <w:b w:val="0"/>
                 <w:sz w:val="17"/>
               </w:rPr>
-              <w:t>Light backgrounds, negative space.</w:t>
+              <w:t>VideoScribe canvas / negative space</w:t>
             </w:r>
           </w:p>
         </w:tc>
@@ -1797,469 +2325,7 @@
         <w:tc>
           <w:tcPr>
             <w:tcW w:type="dxa" w:w="720"/>
-            <w:shd w:val="clear" w:color="auto" w:fill="3C7C9A"/>
-          </w:tcPr>
-          <w:p>
-            <w:r/>
-            <w:r>
-              <w:rPr>
-                <w:b w:val="0"/>
-                <w:sz w:val="17"/>
-              </w:rPr>
-            </w:r>
-          </w:p>
-        </w:tc>
-        <w:tc>
-          <w:tcPr>
-            <w:tcW w:type="dxa" w:w="1872"/>
-          </w:tcPr>
-          <w:p>
-            <w:r/>
-            <w:r>
-              <w:rPr>
-                <w:b/>
-                <w:sz w:val="17"/>
-              </w:rPr>
-              <w:t>Teal Blue</w:t>
-            </w:r>
-          </w:p>
-        </w:tc>
-        <w:tc>
-          <w:tcPr>
-            <w:tcW w:type="dxa" w:w="1296"/>
-          </w:tcPr>
-          <w:p>
-            <w:r/>
-            <w:r>
-              <w:rPr>
-                <w:b w:val="0"/>
-                <w:sz w:val="17"/>
-              </w:rPr>
-              <w:t>#3C7C9A</w:t>
-            </w:r>
-          </w:p>
-        </w:tc>
-        <w:tc>
-          <w:tcPr>
-            <w:tcW w:type="dxa" w:w="1296"/>
-          </w:tcPr>
-          <w:p>
-            <w:r/>
-            <w:r>
-              <w:rPr>
-                <w:b w:val="0"/>
-                <w:sz w:val="17"/>
-              </w:rPr>
-              <w:t>Secondary</w:t>
-            </w:r>
-          </w:p>
-        </w:tc>
-        <w:tc>
-          <w:tcPr>
-            <w:tcW w:type="dxa" w:w="4032"/>
-          </w:tcPr>
-          <w:p>
-            <w:r/>
-            <w:r>
-              <w:rPr>
-                <w:b w:val="0"/>
-                <w:sz w:val="17"/>
-              </w:rPr>
-              <w:t>Main character bodies, calm zones.</w:t>
-            </w:r>
-          </w:p>
-        </w:tc>
-      </w:tr>
-      <w:tr>
-        <w:tc>
-          <w:tcPr>
-            <w:tcW w:type="dxa" w:w="720"/>
-            <w:shd w:val="clear" w:color="auto" w:fill="21465A"/>
-          </w:tcPr>
-          <w:p>
-            <w:r/>
-            <w:r>
-              <w:rPr>
-                <w:b w:val="0"/>
-                <w:sz w:val="17"/>
-              </w:rPr>
-            </w:r>
-          </w:p>
-        </w:tc>
-        <w:tc>
-          <w:tcPr>
-            <w:tcW w:type="dxa" w:w="1872"/>
-          </w:tcPr>
-          <w:p>
-            <w:r/>
-            <w:r>
-              <w:rPr>
-                <w:b/>
-                <w:sz w:val="17"/>
-              </w:rPr>
-              <w:t>Deep Navy</w:t>
-            </w:r>
-          </w:p>
-        </w:tc>
-        <w:tc>
-          <w:tcPr>
-            <w:tcW w:type="dxa" w:w="1296"/>
-          </w:tcPr>
-          <w:p>
-            <w:r/>
-            <w:r>
-              <w:rPr>
-                <w:b w:val="0"/>
-                <w:sz w:val="17"/>
-              </w:rPr>
-              <w:t>#21465A</w:t>
-            </w:r>
-          </w:p>
-        </w:tc>
-        <w:tc>
-          <w:tcPr>
-            <w:tcW w:type="dxa" w:w="1296"/>
-          </w:tcPr>
-          <w:p>
-            <w:r/>
-            <w:r>
-              <w:rPr>
-                <w:b w:val="0"/>
-                <w:sz w:val="17"/>
-              </w:rPr>
-              <w:t>Secondary</w:t>
-            </w:r>
-          </w:p>
-        </w:tc>
-        <w:tc>
-          <w:tcPr>
-            <w:tcW w:type="dxa" w:w="4032"/>
-          </w:tcPr>
-          <w:p>
-            <w:r/>
-            <w:r>
-              <w:rPr>
-                <w:b w:val="0"/>
-                <w:sz w:val="17"/>
-              </w:rPr>
-              <w:t>Depth, dark accents, grounding.</w:t>
-            </w:r>
-          </w:p>
-        </w:tc>
-      </w:tr>
-      <w:tr>
-        <w:tc>
-          <w:tcPr>
-            <w:tcW w:type="dxa" w:w="720"/>
-            <w:shd w:val="clear" w:color="auto" w:fill="EF5A2A"/>
-          </w:tcPr>
-          <w:p>
-            <w:r/>
-            <w:r>
-              <w:rPr>
-                <w:b w:val="0"/>
-                <w:sz w:val="17"/>
-              </w:rPr>
-            </w:r>
-          </w:p>
-        </w:tc>
-        <w:tc>
-          <w:tcPr>
-            <w:tcW w:type="dxa" w:w="1872"/>
-          </w:tcPr>
-          <w:p>
-            <w:r/>
-            <w:r>
-              <w:rPr>
-                <w:b/>
-                <w:sz w:val="17"/>
-              </w:rPr>
-              <w:t>Coral Red-Orange</w:t>
-            </w:r>
-          </w:p>
-        </w:tc>
-        <w:tc>
-          <w:tcPr>
-            <w:tcW w:type="dxa" w:w="1296"/>
-          </w:tcPr>
-          <w:p>
-            <w:r/>
-            <w:r>
-              <w:rPr>
-                <w:b w:val="0"/>
-                <w:sz w:val="17"/>
-              </w:rPr>
-              <w:t>#EF5A2A</w:t>
-            </w:r>
-          </w:p>
-        </w:tc>
-        <w:tc>
-          <w:tcPr>
-            <w:tcW w:type="dxa" w:w="1296"/>
-          </w:tcPr>
-          <w:p>
-            <w:r/>
-            <w:r>
-              <w:rPr>
-                <w:b w:val="0"/>
-                <w:sz w:val="17"/>
-              </w:rPr>
-              <w:t>Accent</w:t>
-            </w:r>
-          </w:p>
-        </w:tc>
-        <w:tc>
-          <w:tcPr>
-            <w:tcW w:type="dxa" w:w="4032"/>
-          </w:tcPr>
-          <w:p>
-            <w:r/>
-            <w:r>
-              <w:rPr>
-                <w:b w:val="0"/>
-                <w:sz w:val="17"/>
-              </w:rPr>
-              <w:t>THE focal color — the key idea. Use sparingly.</w:t>
-            </w:r>
-          </w:p>
-        </w:tc>
-      </w:tr>
-      <w:tr>
-        <w:tc>
-          <w:tcPr>
-            <w:tcW w:type="dxa" w:w="720"/>
-            <w:shd w:val="clear" w:color="auto" w:fill="CC6B2C"/>
-          </w:tcPr>
-          <w:p>
-            <w:r/>
-            <w:r>
-              <w:rPr>
-                <w:b w:val="0"/>
-                <w:sz w:val="17"/>
-              </w:rPr>
-            </w:r>
-          </w:p>
-        </w:tc>
-        <w:tc>
-          <w:tcPr>
-            <w:tcW w:type="dxa" w:w="1872"/>
-          </w:tcPr>
-          <w:p>
-            <w:r/>
-            <w:r>
-              <w:rPr>
-                <w:b/>
-                <w:sz w:val="17"/>
-              </w:rPr>
-              <w:t>Burnt Orange</w:t>
-            </w:r>
-          </w:p>
-        </w:tc>
-        <w:tc>
-          <w:tcPr>
-            <w:tcW w:type="dxa" w:w="1296"/>
-          </w:tcPr>
-          <w:p>
-            <w:r/>
-            <w:r>
-              <w:rPr>
-                <w:b w:val="0"/>
-                <w:sz w:val="17"/>
-              </w:rPr>
-              <w:t>#CC6B2C</w:t>
-            </w:r>
-          </w:p>
-        </w:tc>
-        <w:tc>
-          <w:tcPr>
-            <w:tcW w:type="dxa" w:w="1296"/>
-          </w:tcPr>
-          <w:p>
-            <w:r/>
-            <w:r>
-              <w:rPr>
-                <w:b w:val="0"/>
-                <w:sz w:val="17"/>
-              </w:rPr>
-              <w:t>Accent</w:t>
-            </w:r>
-          </w:p>
-        </w:tc>
-        <w:tc>
-          <w:tcPr>
-            <w:tcW w:type="dxa" w:w="4032"/>
-          </w:tcPr>
-          <w:p>
-            <w:r/>
-            <w:r>
-              <w:rPr>
-                <w:b w:val="0"/>
-                <w:sz w:val="17"/>
-              </w:rPr>
-              <w:t>Plants, warm secondary accents.</w:t>
-            </w:r>
-          </w:p>
-        </w:tc>
-      </w:tr>
-      <w:tr>
-        <w:tc>
-          <w:tcPr>
-            <w:tcW w:type="dxa" w:w="720"/>
-            <w:shd w:val="clear" w:color="auto" w:fill="A7A24A"/>
-          </w:tcPr>
-          <w:p>
-            <w:r/>
-            <w:r>
-              <w:rPr>
-                <w:b w:val="0"/>
-                <w:sz w:val="17"/>
-              </w:rPr>
-            </w:r>
-          </w:p>
-        </w:tc>
-        <w:tc>
-          <w:tcPr>
-            <w:tcW w:type="dxa" w:w="1872"/>
-          </w:tcPr>
-          <w:p>
-            <w:r/>
-            <w:r>
-              <w:rPr>
-                <w:b/>
-                <w:sz w:val="17"/>
-              </w:rPr>
-              <w:t>Moss Olive</w:t>
-            </w:r>
-          </w:p>
-        </w:tc>
-        <w:tc>
-          <w:tcPr>
-            <w:tcW w:type="dxa" w:w="1296"/>
-          </w:tcPr>
-          <w:p>
-            <w:r/>
-            <w:r>
-              <w:rPr>
-                <w:b w:val="0"/>
-                <w:sz w:val="17"/>
-              </w:rPr>
-              <w:t>#A7A24A</w:t>
-            </w:r>
-          </w:p>
-        </w:tc>
-        <w:tc>
-          <w:tcPr>
-            <w:tcW w:type="dxa" w:w="1296"/>
-          </w:tcPr>
-          <w:p>
-            <w:r/>
-            <w:r>
-              <w:rPr>
-                <w:b w:val="0"/>
-                <w:sz w:val="17"/>
-              </w:rPr>
-              <w:t>Accent</w:t>
-            </w:r>
-          </w:p>
-        </w:tc>
-        <w:tc>
-          <w:tcPr>
-            <w:tcW w:type="dxa" w:w="4032"/>
-          </w:tcPr>
-          <w:p>
-            <w:r/>
-            <w:r>
-              <w:rPr>
-                <w:b w:val="0"/>
-                <w:sz w:val="17"/>
-              </w:rPr>
-              <w:t>Foliage, variety.</w:t>
-            </w:r>
-          </w:p>
-        </w:tc>
-      </w:tr>
-      <w:tr>
-        <w:tc>
-          <w:tcPr>
-            <w:tcW w:type="dxa" w:w="720"/>
-            <w:shd w:val="clear" w:color="auto" w:fill="FCF6EA"/>
-          </w:tcPr>
-          <w:p>
-            <w:r/>
-            <w:r>
-              <w:rPr>
-                <w:b w:val="0"/>
-                <w:sz w:val="17"/>
-              </w:rPr>
-            </w:r>
-          </w:p>
-        </w:tc>
-        <w:tc>
-          <w:tcPr>
-            <w:tcW w:type="dxa" w:w="1872"/>
-          </w:tcPr>
-          <w:p>
-            <w:r/>
-            <w:r>
-              <w:rPr>
-                <w:b/>
-                <w:sz w:val="17"/>
-              </w:rPr>
-              <w:t>Off-White</w:t>
-            </w:r>
-          </w:p>
-        </w:tc>
-        <w:tc>
-          <w:tcPr>
-            <w:tcW w:type="dxa" w:w="1296"/>
-          </w:tcPr>
-          <w:p>
-            <w:r/>
-            <w:r>
-              <w:rPr>
-                <w:b w:val="0"/>
-                <w:sz w:val="17"/>
-              </w:rPr>
-              <w:t>#FCF6EA</w:t>
-            </w:r>
-          </w:p>
-        </w:tc>
-        <w:tc>
-          <w:tcPr>
-            <w:tcW w:type="dxa" w:w="1296"/>
-          </w:tcPr>
-          <w:p>
-            <w:r/>
-            <w:r>
-              <w:rPr>
-                <w:b w:val="0"/>
-                <w:sz w:val="17"/>
-              </w:rPr>
-              <w:t>Neutral</w:t>
-            </w:r>
-          </w:p>
-        </w:tc>
-        <w:tc>
-          <w:tcPr>
-            <w:tcW w:type="dxa" w:w="4032"/>
-          </w:tcPr>
-          <w:p>
-            <w:r/>
-            <w:r>
-              <w:rPr>
-                <w:b w:val="0"/>
-                <w:sz w:val="17"/>
-              </w:rPr>
-              <w:t>Highlights, eye whites.</w:t>
-            </w:r>
-          </w:p>
-        </w:tc>
-      </w:tr>
-      <w:tr>
-        <w:tc>
-          <w:tcPr>
-            <w:tcW w:type="dxa" w:w="720"/>
-            <w:shd w:val="clear" w:color="auto" w:fill="2C2A29"/>
+            <w:shd w:val="clear" w:color="auto" w:fill="3A3631"/>
           </w:tcPr>
           <w:p>
             <w:r/>
@@ -2297,7 +2363,7 @@
                 <w:b w:val="0"/>
                 <w:sz w:val="17"/>
               </w:rPr>
-              <w:t>#2C2A29</w:t>
+              <w:t>#3A3631</w:t>
             </w:r>
           </w:p>
         </w:tc>
@@ -2327,7 +2393,7 @@
                 <w:b w:val="0"/>
                 <w:sz w:val="17"/>
               </w:rPr>
-              <w:t>Eyes / fine details only — never pure black, never an outline.</w:t>
+              <w:t>Eyes / edge accents / fine detail — never pure black</w:t>
             </w:r>
           </w:p>
         </w:tc>
@@ -2342,18 +2408,7 @@
         <w:rPr>
           <w:sz w:val="21"/>
         </w:rPr>
-        <w:t>60/30/10: ~60% warm neutrals (ochre, cream), ~30% blues, ~10% coral accent. Coral marks what to look at.</w:t>
-      </w:r>
-    </w:p>
-    <w:p>
-      <w:pPr>
-        <w:pStyle w:val="ListBullet"/>
-      </w:pPr>
-      <w:r>
-        <w:rPr>
-          <w:sz w:val="21"/>
-        </w:rPr>
-        <w:t>No pure black, no pure white — use Charcoal and Off-White.</w:t>
+        <w:t>Bright but balanced: use the palette across elements; reserve TOMATO CORAL for the one focal element per frame (the key idea). Cream is the VideoScribe canvas. No pure black, no pure white.</w:t>
       </w:r>
     </w:p>
     <w:p>
@@ -2372,7 +2427,7 @@
         <w:rPr>
           <w:sz w:val="21"/>
         </w:rPr>
-        <w:t>THE HOST (recurring narrator): one fixed friendly animal guide (recommended: a rounded teal fox with a signature coral scarf and dot eyes) appearing in every episode. Lock ONE design and reuse it identically.</w:t>
+        <w:t>THE HOST (recurring narrator): one fixed friendly clip-art animal guide — recommended a rounded sky-blue fox with a coral scarf, dot eyes and rosy cheeks — appearing in every episode. Lock ONE design and reuse it identically as a saved Element.</w:t>
       </w:r>
     </w:p>
     <w:p>
@@ -2383,7 +2438,7 @@
         <w:rPr>
           <w:sz w:val="21"/>
         </w:rPr>
-        <w:t>ANIMAL OF THE WEEK: the spreadsheet animal, re-tinted into the palette (NOT natural photo colors), simplified into friendly geometric shapes.</w:t>
+        <w:t>ANIMAL OF THE WEEK: the spreadsheet animal as a cute rounded clip-art character, RE-TINTED into the brand palette (NOT natural photo colors), simplified into friendly rounded shapes.</w:t>
       </w:r>
     </w:p>
     <w:p>
@@ -2394,7 +2449,7 @@
         <w:rPr>
           <w:sz w:val="21"/>
         </w:rPr>
-        <w:t>CROWDS / MARKETS / “YOU”: simple rounded humanoid silhouettes in palette colors; the odd-one-out is coral.</w:t>
+        <w:t>CROWDS / MARKETS / “YOU”: simple rounded clip-art figures in palette colors; the odd-one-out is coral.</w:t>
       </w:r>
     </w:p>
     <w:p>
@@ -2413,7 +2468,7 @@
         <w:rPr>
           <w:sz w:val="21"/>
         </w:rPr>
-        <w:t>Charts: chunky rounded bars/lines, key line in coral, minimal axes — never realistic stock screenshots.</w:t>
+        <w:t>Charts: chunky rounded bars/lines, key line in coral, minimal axes — never realistic stock screenshots. Each is its OWN isolated transparent element.</w:t>
       </w:r>
     </w:p>
     <w:p>
@@ -2424,7 +2479,7 @@
         <w:rPr>
           <w:sz w:val="21"/>
         </w:rPr>
-        <w:t>Money: flat ochre coins; stacks as rounded rectangles. Arrows: thick rounded; coral/burnt-orange for alarm.</w:t>
+        <w:t>Money: cute chunky coins; stacks as rounded rectangles. Arrows: thick rounded; coral/tangerine for alarm. Each drawn as a single isolated transparent element.</w:t>
       </w:r>
     </w:p>
     <w:p>
@@ -2454,7 +2509,7 @@
         <w:rPr>
           <w:sz w:val="21"/>
         </w:rPr>
-        <w:t>16:9 every frame. Highest available resolution.</w:t>
+        <w:t>Elements are individual assets — NO fixed aspect ratio on the PNG. The 16:9 LAYOUT is composed on the VideoScribe CREAM canvas, not on the PNGs. Highest available resolution per element.</w:t>
       </w:r>
     </w:p>
     <w:p>
@@ -2465,7 +2520,7 @@
         <w:rPr>
           <w:sz w:val="21"/>
         </w:rPr>
-        <w:t>One clear subject, centered or on a thirds point, with breathing room.</w:t>
+        <w:t>One clear focal subject per frame; arrange elements with breathing room on the canvas.</w:t>
       </w:r>
     </w:p>
     <w:p>
@@ -2476,7 +2531,7 @@
         <w:rPr>
           <w:sz w:val="21"/>
         </w:rPr>
-        <w:t>Keep the bottom ~15% clear (caption-safe). Vary shot scale (wide/medium/close) across a sequence.</w:t>
+        <w:t>Keep the bottom ~15% of the canvas clear (caption-safe). Vary element scale across a sequence.</w:t>
       </w:r>
     </w:p>
     <w:p>
@@ -2503,7 +2558,7 @@
         <w:rPr>
           <w:sz w:val="21"/>
         </w:rPr>
-        <w:t>PRIMARY model — Seedream 4.5 (model id: seedream_v4_5). This is the DEFAULT for every image in the series: high quality, up to 4K, ~1 credit each (half the cost of Nano Banana Pro), and included in the paid plans’ 365-day UNLIMITED set. Use quality 'high' for hero frames, 'basic' for the rest.</w:t>
+        <w:t>PRIMARY model — Seedream 4.5 (model id: seedream_v4_5). This is the DEFAULT for every element in the series: high quality, up to 4K, ~1 credit each (half the cost of Nano Banana Pro), and included in the paid plans’ 365-day UNLIMITED set. Use quality 'high' for hero elements, 'basic' for the rest.</w:t>
       </w:r>
     </w:p>
     <w:p>
@@ -2514,7 +2569,7 @@
         <w:rPr>
           <w:sz w:val="21"/>
         </w:rPr>
-        <w:t>SECONDARY model — Nano Banana Pro (nano_banana_pro) or GPT Image, used ONLY for frames that contain on-image text or diagrams (stronger text rendering). These cost more credits, so use them sparingly.</w:t>
+        <w:t>SECONDARY model — Nano Banana Pro (nano_banana_pro) or GPT Image, used ONLY for elements that contain text or numbers (stronger text rendering). These cost more credits, so use them sparingly.</w:t>
       </w:r>
     </w:p>
     <w:p>
@@ -2525,7 +2580,7 @@
         <w:rPr>
           <w:sz w:val="21"/>
         </w:rPr>
-        <w:t>aspect_ratio: 16:9 for every image. Generate one image per shot (use count to batch a scene).</w:t>
+        <w:t>Generate each element as a SINGLE isolated subject on a plain flat background — NO per-PNG 16:9 framing; the 16:9 layout is composed later on the VideoScribe canvas. Generate one element per prompt.</w:t>
       </w:r>
     </w:p>
     <w:p>
@@ -2536,7 +2591,18 @@
         <w:rPr>
           <w:sz w:val="21"/>
         </w:rPr>
-        <w:t>For motion shots, generate the STILL first (Seedream), then animate it with image-to-video so the style is preserved.</w:t>
+        <w:t>Then REMOVE THE BACKGROUND to get a transparent-background PNG (the alpha cutout) — see Part 8g.</w:t>
+      </w:r>
+    </w:p>
+    <w:p>
+      <w:pPr>
+        <w:pStyle w:val="ListBullet"/>
+      </w:pPr>
+      <w:r>
+        <w:rPr>
+          <w:sz w:val="21"/>
+        </w:rPr>
+        <w:t>For optional motion shots, generate the element still first (Seedream), then animate it with image-to-video so the style is preserved.</w:t>
       </w:r>
     </w:p>
     <w:p>
@@ -2555,7 +2621,7 @@
         <w:pStyle w:val="Heading2"/>
       </w:pPr>
       <w:r>
-        <w:t>8b. Consistency (so frames flow like one animation)</w:t>
+        <w:t>8b. Consistency (so every element stays on-model)</w:t>
       </w:r>
     </w:p>
     <w:p>
@@ -2566,7 +2632,7 @@
         <w:rPr>
           <w:sz w:val="21"/>
         </w:rPr>
-        <w:t>Save the Host (and recurring props/sets) as a Higgsfield ELEMENT, or train a SOUL for the Host, and reference it in every prompt so the character is identical across all shots and all episodes.</w:t>
+        <w:t>Save the Host (and recurring props) as a Higgsfield ELEMENT and reference it in every prompt so the character is identical across all frames and all episodes. Reuse saved Elements rather than regenerating.</w:t>
       </w:r>
     </w:p>
     <w:p>
@@ -2577,7 +2643,7 @@
         <w:rPr>
           <w:sz w:val="21"/>
         </w:rPr>
-        <w:t>Keep one approved “style key frame” and pass it as a reference image so new frames inherit palette/grain/finish.</w:t>
+        <w:t>Keep one approved “style key-frame” and pass it as a reference image so new elements inherit palette/finish.</w:t>
       </w:r>
     </w:p>
     <w:p>
@@ -2588,7 +2654,7 @@
         <w:rPr>
           <w:sz w:val="21"/>
         </w:rPr>
-        <w:t>Work in SHOT FAMILIES: within a beat, keep the same background, character, palette, and camera, and change only ONE thing per shot (a pose, a prop, the camera distance). Successive stills then read as motion.</w:t>
+        <w:t>Per element, reuse ONE SEED per character/prop so the same asset looks identical in every frame it appears in.</w:t>
       </w:r>
     </w:p>
     <w:p>
@@ -2599,7 +2665,7 @@
         <w:rPr>
           <w:sz w:val="21"/>
         </w:rPr>
-        <w:t>Describe recurring characters with the SAME wording every time.</w:t>
+        <w:t>Describe recurring characters with the SAME wording every time — never paraphrase or write 'same as before' (paraphrasing causes drift).</w:t>
       </w:r>
     </w:p>
     <w:p>
@@ -2607,7 +2673,7 @@
         <w:pStyle w:val="Heading2"/>
       </w:pPr>
       <w:r>
-        <w:t>8c. When to use a CLIP instead of a STILL</w:t>
+        <w:t>8c. When to use a CLIP instead of the hand-reveal</w:t>
       </w:r>
     </w:p>
     <w:p>
@@ -2616,7 +2682,7 @@
           <w:i w:val="0"/>
           <w:sz w:val="21"/>
         </w:rPr>
-        <w:t>Default to stills. Use a short (2–4s) video clip ONLY when motion is essential and cannot be faked by a few interconnected stills, e.g.: text being typed on screen, a number ticking up, a chart drawing itself, a coin flip, a fast chase, or a transformation. Mark these as CLIP in the shot list.</w:t>
+        <w:t>Default motion is the VideoScribe hand-reveal (the hand draws each element on). Use a short (2–4s) image-to-video CLIP only as an OPTIONAL motion path where real motion is essential and cannot be faked by the hand-reveal, e.g.: a number ticking up, a chart drawing itself, a coin flip, or a transformation. Generate the element still first, then animate it. Mark these as CLIP in the shot list.</w:t>
       </w:r>
     </w:p>
     <w:p>
@@ -2633,7 +2699,7 @@
           <w:i w:val="0"/>
           <w:sz w:val="21"/>
         </w:rPr>
-        <w:t>Every image prompt = [SHOT type] + [SUBJECT described identically] + [single clear ACTION] + [SETTING] + [where the coral accent goes] + the Master Style Suffix appended verbatim.</w:t>
+        <w:t>Every element prompt = [the ONE isolated element described identically] + [single clear pose/state] + [where the coral accent goes] + 'single isolated element, centered, transparent background, no scene, no ground shadow' + the Master Style Suffix appended verbatim. Each prompt is ONE isolated element on a transparent background.</w:t>
       </w:r>
     </w:p>
     <w:p>
@@ -2643,7 +2709,7 @@
           <w:color w:val="1F4E5F"/>
           <w:sz w:val="19"/>
         </w:rPr>
-        <w:t>MASTER STYLE SUFFIX (append to EVERY image/video prompt):</w:t>
+        <w:t>MASTER STYLE SUFFIX (append to EVERY element prompt):</w:t>
       </w:r>
     </w:p>
     <w:tbl>
@@ -2668,7 +2734,7 @@
                 <w:rFonts w:ascii="Consolas" w:hAnsi="Consolas"/>
                 <w:sz w:val="18"/>
               </w:rPr>
-              <w:t>Flat 2D vector illustration in a warm mid-century-modern explainer-animation style (in the spirit of Hey Duggee / modern motion-graphics). Bold simple geometric shapes with soft rounded corners. No outlines — forms defined by flat color blocks. Limited warm palette: ochre yellow (#E8A93C), warm cream (#F7EAD0), teal blue (#3C7C9A), deep navy (#21465A), coral red-orange (#EF5A2A), burnt orange (#CC6B2C). Flat soft ambient lighting, gentle minimal flat shadows. Subtle fine film-grain / paper texture over the whole frame. Simple dot eyes, minimal facial features. Cozy, friendly, clean, generous negative space. 16:9. No gradients, no 3D, no realistic shading, no glossy highlights, no heavy black outlines, no clutter, no photorealism.</w:t>
+              <w:t>Bright, cheerful, wholesome flat 2D vector children's-book clip-art illustration. Rounded, cute, friendly characters and objects with clean simple shapes and chunky proportions. Soft subtle shading and gentle soft highlights for a little depth; thin minimal darker edge accents only where a shape needs separation (no heavy black outlines). Small dot eyes, rosy cheek blush, simple happy expressions. Bright multicolor brand palette: sunshine yellow (#FBC02D), sky blue (#4FC3E8), leaf green (#7CC576), tomato coral (#F0654E), tangerine (#F39237), blush pink (#F6A9B6), stone gray (#9DB0BC), warm brown (#8D6E63), cream (#FBF7EF), charcoal (#3A3631). SINGLE isolated element only, centered, on a plain TRANSPARENT background — no scene, no setting, no ground shadow. Clean, modern, wholesome. No grain, no gradients, no 3D, no realistic textures, no photorealism, no heavy black outlines, no clutter, no scene background.</w:t>
             </w:r>
           </w:p>
         </w:tc>
@@ -2707,7 +2773,7 @@
                 <w:rFonts w:ascii="Consolas" w:hAnsi="Consolas"/>
                 <w:sz w:val="18"/>
               </w:rPr>
-              <w:t>photorealism, 3D render, CGI, realistic textures, gradients, glossy/metallic highlights, ambient occlusion, drop shadows, lens flare, glow/bloom, heavy black outlines, comic linework, sketchy wobble, crosshatching, neon colors, dark/gritty mood, cluttered backgrounds, complex detailed faces, tiny illegible text, watermarks, extra limbs/fingers, natural photographic animal coloring.</w:t>
+              <w:t>scene background, environment, ground shadow, multiple subjects, photorealism, 3D render, CGI, realistic textures, film grain, gradients banding, glossy/metallic highlights, ambient occlusion, drop shadows, lens flare, glow/bloom, heavy black outlines, comic linework, sketchy wobble, crosshatching, dark/gritty mood, cluttered detail, complex detailed faces, tiny illegible text, watermarks, extra limbs/fingers, natural photographic animal coloring.</w:t>
             </w:r>
           </w:p>
         </w:tc>
@@ -2728,7 +2794,7 @@
           <w:i w:val="0"/>
           <w:sz w:val="21"/>
         </w:rPr>
-        <w:t>A 10–15 minute episode with a visual change every 3–5 seconds implies 150–300 on-screen visuals. Generating a brand-new image for every one is the most credit-expensive path. To keep the pacing but control cost:</w:t>
+        <w:t>A 10–15 minute episode with a visual change every 3–5 seconds implies ~150–300 frames, each made of a few elements. Generating a brand-new element for every appearance is the most credit-expensive path. To keep the pacing but control cost:</w:t>
       </w:r>
     </w:p>
     <w:p>
@@ -2739,7 +2805,7 @@
         <w:rPr>
           <w:sz w:val="21"/>
         </w:rPr>
-        <w:t>Generate KEY frames — one strong still per beat / shot family (typically 60–120 per episode) — and create the in-between 3–5s visual changes in your video EDITOR via slow pan/zoom (Ken Burns), reveals, and simple element motion on the same still. The on-screen visual still changes every 3–5s, but you generate far fewer images.</w:t>
+        <w:t>REUSE SAVED ELEMENTS across frames — generate the Host, recurring props, and the animal of the week ONCE as Elements, then place the same transparent PNG on the canvas wherever it recurs instead of regenerating it. Most frames reuse existing elements and only add one or two new ones.</w:t>
       </w:r>
     </w:p>
     <w:p>
@@ -2750,7 +2816,7 @@
         <w:rPr>
           <w:sz w:val="21"/>
         </w:rPr>
-        <w:t>Reuse the Host Element and recurring backgrounds across shots and across episodes.</w:t>
+        <w:t>Generate the BULK FOR FREE in the Higgsfield WEB APP on Seedream 4.5 (unlimited on a paid plan), rather than via API where each image bills ~1 credit.</w:t>
       </w:r>
     </w:p>
     <w:p>
@@ -2772,7 +2838,7 @@
         <w:rPr>
           <w:sz w:val="21"/>
         </w:rPr>
-        <w:t>Cost guide: Seedream 4.5 ≈ 1 credit/image via API (or UNLIMITED in the web app on a paid plan); Nano Banana Pro ≈ 2 credits/image. Generating every frame on Seedream via API ≈ 150–300 credits/episode; the key-frame + edit approach roughly halves that. Using the web app’s unlimited Seedream removes the credit ceiling for stills entirely.</w:t>
+        <w:t>Cost guide: Seedream 4.5 ≈ 1 credit/image via API (or UNLIMITED in the web app on a paid plan); Nano Banana Pro ≈ 2 credits/image. Reusing saved Elements means you generate only the NEW elements per frame, and the web app’s unlimited Seedream removes the credit ceiling for elements entirely.</w:t>
       </w:r>
     </w:p>
     <w:p>
@@ -2789,7 +2855,7 @@
           <w:i w:val="0"/>
           <w:sz w:val="21"/>
         </w:rPr>
-        <w:t>After the shot list is built, ALWAYS output a PROMPT PACK: the exact, paste-ready prompts the user runs in the Higgsfield web app (Seedream 4.5) to generate the whole episode's images consistently. It has two parts.</w:t>
+        <w:t>After the shot list is built, ALWAYS output a PROMPT PACK: the exact, paste-ready per-ELEMENT prompts the user runs in the Higgsfield web app (Seedream 4.5) to generate the whole episode's elements consistently. Each frame becomes a small group of element prompts. It has two parts.</w:t>
       </w:r>
     </w:p>
     <w:p>
@@ -2798,7 +2864,7 @@
           <w:i w:val="0"/>
           <w:sz w:val="21"/>
         </w:rPr>
-        <w:t>PART 1 — THE CONSISTENCY HEADER (written once; applies to every image). A fixed block the user keeps attached to every generation, containing:</w:t>
+        <w:t>PART 1 — THE CONSISTENCY HEADER (written once; applies to every element). A fixed block the user keeps attached to every generation, containing:</w:t>
       </w:r>
     </w:p>
     <w:p>
@@ -2809,7 +2875,7 @@
         <w:rPr>
           <w:sz w:val="21"/>
         </w:rPr>
-        <w:t>STYLE BLOCK: the full Master Style Suffix (Part 8d), verbatim.</w:t>
+        <w:t>STYLE BLOCK: the COMPACT style tag (below), verbatim.</w:t>
       </w:r>
     </w:p>
     <w:p>
@@ -2820,7 +2886,7 @@
         <w:rPr>
           <w:sz w:val="21"/>
         </w:rPr>
-        <w:t>CHARACTER BIBLE: a thorough, word-for-word description of every recurring character that must look identical in every shot — the Host (species, exact body color, face, signature accessory), the Animal of the Week (palette re-tint + shape), and the crowd/figure convention. These EXACT words are reused in every prompt that features the character.</w:t>
+        <w:t>CHARACTER BIBLE: a thorough, word-for-word description of every recurring character that must look identical in every frame — the Host (species, exact body color, face, signature accessory), the Animal of the Week (palette re-tint + shape), and the crowd/figure convention. These EXACT words are reused in every prompt that features the character.</w:t>
       </w:r>
     </w:p>
     <w:p>
@@ -2831,7 +2897,7 @@
         <w:rPr>
           <w:sz w:val="21"/>
         </w:rPr>
-        <w:t>WORLD / SET BIBLE: the recurring environment(s) (e.g., the cozy study/living room) described identically.</w:t>
+        <w:t>PROP / MOTIF BIBLE: the recurring props and finance motifs (coins, charts, arrows) described identically.</w:t>
       </w:r>
     </w:p>
     <w:p>
@@ -2853,7 +2919,7 @@
         <w:rPr>
           <w:sz w:val="21"/>
         </w:rPr>
-        <w:t>SETTINGS: Seedream 4.5, 16:9; attach the approved style key-frame as a reference image and the Host Element; reuse ONE seed within each shot family.</w:t>
+        <w:t>SETTINGS: Seedream 4.5; attach the approved style key-frame as a reference image and the Host Element; reuse ONE seed per character/prop; generate each as an ISOLATED element on a plain background → remove background to a transparent PNG.</w:t>
       </w:r>
     </w:p>
     <w:p>
@@ -2862,7 +2928,18 @@
           <w:i w:val="0"/>
           <w:sz w:val="21"/>
         </w:rPr>
-        <w:t>PART 2 — THE PER-SHOT PROMPTS (one per image, numbered to match the shot list). Each prompt = the Consistency Header content + the shot-specific [shot type] + [subject &amp; action] + [setting] + [coral accent]. Each per-shot prompt MUST:</w:t>
+        <w:t>PART 2 — THE PER-ELEMENT PROMPTS (grouped by frame, numbered to match the shot list). Group prompts under each Frame # and list the DRAW ORDER (the order the hand reveals them on the canvas). Each prompt = the Consistency Header content + [the ONE isolated element] + [coral accent if focal]. Each per-element prompt MUST:</w:t>
+      </w:r>
+    </w:p>
+    <w:p>
+      <w:pPr>
+        <w:pStyle w:val="ListBullet"/>
+      </w:pPr>
+      <w:r>
+        <w:rPr>
+          <w:sz w:val="21"/>
+        </w:rPr>
+        <w:t>Be ONE isolated element — a character, a prop, or a motif — asking for a 'single isolated element, centered, transparent background, no scene, no ground shadow'.</w:t>
       </w:r>
     </w:p>
     <w:p>
@@ -2884,18 +2961,7 @@
         <w:rPr>
           <w:sz w:val="21"/>
         </w:rPr>
-        <w:t>Name the ONE thing that changes from the previous shot, so consecutive frames interconnect.</w:t>
-      </w:r>
-    </w:p>
-    <w:p>
-      <w:pPr>
-        <w:pStyle w:val="ListBullet"/>
-      </w:pPr>
-      <w:r>
-        <w:rPr>
-          <w:sz w:val="21"/>
-        </w:rPr>
-        <w:t>State its seed and shot-family group.</w:t>
+        <w:t>Reuse a saved ELEMENT instead of re-prompting the Host/recurring props where possible; state the seed.</w:t>
       </w:r>
     </w:p>
     <w:p>
@@ -2917,7 +2983,7 @@
         <w:rPr>
           <w:sz w:val="21"/>
         </w:rPr>
-        <w:t>Stay UNDER 3000 characters (Higgsfield's per-prompt limit). Use the COMPACT STYLE TAG below plus compact character tokens — NOT the full style paragraph — so each self-contained prompt lands ~600–1000 characters.</w:t>
+        <w:t>Stay UNDER 3000 characters (Higgsfield's per-prompt limit). Use the COMPACT STYLE TAG below — NOT the full style paragraph — so each self-contained prompt lands ~500–900 characters.</w:t>
       </w:r>
     </w:p>
     <w:p>
@@ -2927,7 +2993,7 @@
           <w:color w:val="1F4E5F"/>
           <w:sz w:val="19"/>
         </w:rPr>
-        <w:t>COMPACT STYLE TAG (append to per-shot prompts instead of the full suffix, to stay under 3000 chars):</w:t>
+        <w:t>COMPACT STYLE TAG (append to every per-element prompt, to stay under 3000 chars):</w:t>
       </w:r>
     </w:p>
     <w:tbl>
@@ -2952,7 +3018,7 @@
                 <w:rFonts w:ascii="Consolas" w:hAnsi="Consolas"/>
                 <w:sz w:val="18"/>
               </w:rPr>
-              <w:t>STYLE: flat 2D vector explainer-animation (Hey Duggee vibe); bold rounded geometric shapes, no outlines, flat color blocks; warm palette ochre #E8A93C, cream #F7EAD0, teal #3C7C9A, navy #21465A, coral #EF5A2A, burnt orange #CC6B2C, olive #A7A24A; flat soft lighting, minimal flat shadows, subtle film-grain; dot eyes, simple faces; cozy, clean, generous negative space; 16:9. No gradients/3D/realistic shading/gloss/black outlines/clutter/photorealism.</w:t>
+              <w:t>STYLE: bright cheerful flat 2D vector children's-book clip-art; rounded cute friendly shapes, soft subtle shading + gentle highlights, thin minimal edge accents (no heavy black outlines); dot eyes, rosy cheeks; palette sunshine #FBC02D, sky #4FC3E8, leaf #7CC576, coral #F0654E, tangerine #F39237, blush #F6A9B6, stone #9DB0BC, brown #8D6E63, cream #FBF7EF, charcoal #3A3631; SINGLE isolated element, centered, TRANSPARENT background, no scene/no ground shadow; clean modern wholesome. No grain/gradient/3D/realistic/photoreal/heavy outline/clutter/scene-background.</w:t>
             </w:r>
           </w:p>
         </w:tc>
@@ -2982,7 +3048,7 @@
                 <w:color w:val="8A4B16"/>
                 <w:sz w:val="20"/>
               </w:rPr>
-              <w:t>THOROUGHNESS RULE: every per-shot prompt must carry a COMPLETE description of the characters, palette, and style. Repeating the full description in all 150–300 prompts is exactly what keeps the separately generated images consistent across the whole episode.</w:t>
+              <w:t>THOROUGHNESS RULE: every per-element prompt must carry a COMPLETE description of the element, palette, and style, and ask for a single isolated element on a transparent background — that is what keeps every separately-generated asset on-model and clean to layer in VideoScribe.</w:t>
             </w:r>
           </w:p>
         </w:tc>
@@ -2996,7 +3062,7 @@
           <w:color w:val="1F4E5F"/>
           <w:sz w:val="19"/>
         </w:rPr>
-        <w:t>PROMPT PACK — EXAMPLE (condensed):</w:t>
+        <w:t>PROMPT PACK — EXAMPLE (a frame with 2 isolated element prompts):</w:t>
       </w:r>
     </w:p>
     <w:tbl>
@@ -3021,23 +3087,19 @@
                 <w:rFonts w:ascii="Consolas" w:hAnsi="Consolas"/>
                 <w:sz w:val="18"/>
               </w:rPr>
-              <w:t>=== CONSISTENCY HEADER (attach to every image) ===</w:t>
+              <w:t>=== CONSISTENCY HEADER (attach to every element) ===</w:t>
               <w:br/>
-              <w:t>HOST: a friendly rounded teal-blue fox, small charcoal dot eyes, a signature coral-orange knitted scarf, chunky rounded shapes.</w:t>
+              <w:t>HOST: a friendly rounded sky-blue fox, small charcoal dot eyes, rosy cheeks, a signature coral knitted scarf, chunky rounded clip-art shapes.</w:t>
               <w:br/>
-              <w:t>SET: a cozy mid-century living room — pendant lamp, monstera plant, window with stylized autumn trees.</w:t>
-              <w:br/>
-              <w:t>STYLE: [paste full Master Style Suffix].  SETTINGS: Seedream 4.5, 16:9, reference = style key-frame, Element = host-fox, seed per shot-family.</w:t>
+              <w:t>STYLE: [paste compact style tag].  SETTINGS: Seedream 4.5, reference = style key-frame, Element = host-fox, seed per character/prop, isolated element on plain background → remove background to transparent PNG.</w:t>
               <w:br/>
               <w:br/>
-              <w:t>=== SHOT 001 (seed 673346) ===</w:t>
+              <w:t>=== FRAME 002 (draw order: el01 then el02) ===</w:t>
               <w:br/>
-              <w:t>Medium shot of the teal-blue fox host with charcoal dot eyes and coral knitted scarf, leaning in with a curious expression, in the cozy mid-century living room (pendant lamp, monstera, autumn window). Coral scarf is the focal accent. [full Master Style Suffix]</w:t>
+              <w:t>el01 — Single isolated clip-art figure: a small lone stone-gray rounded person, dot eyes, rosy cheeks, worried, centered. Single isolated element, transparent background, no scene, no ground shadow. [compact style tag]</w:t>
               <w:br/>
               <w:br/>
-              <w:t>=== SHOT 002 (seed 673346) ===</w:t>
-              <w:br/>
-              <w:t>Same teal-blue fox host (charcoal dot eyes, coral knitted scarf), same living room; now gesturing toward a small lone teal figure with a thin coral crack opening beneath it. Only the added figure changes from Shot 001. [full Master Style Suffix]</w:t>
+              <w:t>el02 — Single isolated clip-art motif: a thin tomato-coral jagged crack shape (the focal accent), centered. Single isolated element, transparent background, no scene, no ground shadow. [compact style tag]</w:t>
             </w:r>
           </w:p>
         </w:tc>
@@ -3045,6 +3107,110 @@
     </w:tbl>
     <w:p/>
     <w:p/>
+    <w:p>
+      <w:pPr>
+        <w:pStyle w:val="Heading2"/>
+      </w:pPr>
+      <w:r>
+        <w:t>8g. Making the transparent PNG (generate → remove background)</w:t>
+      </w:r>
+    </w:p>
+    <w:p>
+      <w:pPr>
+        <w:pStyle w:val="ListNumber"/>
+      </w:pPr>
+      <w:r>
+        <w:rPr>
+          <w:sz w:val="21"/>
+        </w:rPr>
+        <w:t>Generate the isolated element on a plain flat background in Higgsfield (Seedream 4.5 for the bulk; Nano Banana Pro for text elements). Keep 2–4 variations and pick the cleanest, most on-model one.</w:t>
+      </w:r>
+    </w:p>
+    <w:p>
+      <w:pPr>
+        <w:pStyle w:val="ListNumber"/>
+      </w:pPr>
+      <w:r>
+        <w:rPr>
+          <w:sz w:val="21"/>
+        </w:rPr>
+        <w:t>Run BACKGROUND REMOVAL on the chosen image: in the web app use the remove-background tool, or via MCP call remove_background with the generation's media_id and media_type='image'. Result = an alpha cutout.</w:t>
+      </w:r>
+    </w:p>
+    <w:p>
+      <w:pPr>
+        <w:pStyle w:val="ListNumber"/>
+      </w:pPr>
+      <w:r>
+        <w:rPr>
+          <w:sz w:val="21"/>
+        </w:rPr>
+        <w:t>Download the cutout and save it as frames/frame_0NN/frame_0NN_elXX_&lt;name&gt;.png (PNG with alpha). Reuse saved Host/props as ELEMENTS rather than regenerating.</w:t>
+      </w:r>
+    </w:p>
+    <w:p>
+      <w:pPr>
+        <w:pStyle w:val="ListBullet"/>
+      </w:pPr>
+      <w:r>
+        <w:rPr>
+          <w:sz w:val="21"/>
+        </w:rPr>
+        <w:t>OPTIONAL SVG line version: auto-trace the PNG (Illustrator Image Trace / Inkscape) so it draws as true pen strokes in VideoScribe; flat PNGs reveal under the hand.</w:t>
+      </w:r>
+    </w:p>
+    <w:p>
+      <w:pPr>
+        <w:pStyle w:val="Heading2"/>
+      </w:pPr>
+      <w:r>
+        <w:t>8h. Assembling in VideoScribe (the hand-reveal)</w:t>
+      </w:r>
+    </w:p>
+    <w:p>
+      <w:pPr>
+        <w:pStyle w:val="ListNumber"/>
+      </w:pPr>
+      <w:r>
+        <w:rPr>
+          <w:sz w:val="21"/>
+        </w:rPr>
+        <w:t>New scribe → set the canvas to 16:9 and the background to CREAM (#FBF7EF) — the brand canvas. Import the VO audio first so element draw-times match the narration.</w:t>
+      </w:r>
+    </w:p>
+    <w:p>
+      <w:pPr>
+        <w:pStyle w:val="ListNumber"/>
+      </w:pPr>
+      <w:r>
+        <w:rPr>
+          <w:sz w:val="21"/>
+        </w:rPr>
+        <w:t>For each frame, import that frame's element PNGs from frames/frame_0NN/; position and scale each into the 16:9 layout (bottom ~15% caption-safe).</w:t>
+      </w:r>
+    </w:p>
+    <w:p>
+      <w:pPr>
+        <w:pStyle w:val="ListNumber"/>
+      </w:pPr>
+      <w:r>
+        <w:rPr>
+          <w:sz w:val="21"/>
+        </w:rPr>
+        <w:t>Per element, set DRAW TIME / PAUSE / HAND so they reveal in the planned DRAW ORDER across the frame's narration slice (frame total ≈ 3–5s). Use the same hand throughout.</w:t>
+      </w:r>
+    </w:p>
+    <w:p>
+      <w:pPr>
+        <w:pStyle w:val="ListNumber"/>
+      </w:pPr>
+      <w:r>
+        <w:rPr>
+          <w:sz w:val="21"/>
+        </w:rPr>
+        <w:t>Order all elements of the frame, move to the next frame, repeat; add captions and music. Drop any CLIP MP4s onto the timeline at their frame. Render/Download → MP4 at 1080p+. That render is the episode.</w:t>
+      </w:r>
+    </w:p>
     <w:p>
       <w:pPr>
         <w:pStyle w:val="Heading1"/>
@@ -3096,25 +3262,19 @@
               </w:rPr>
               <w:t>EP07_risk-pooling_vampire-bat/</w:t>
               <w:br/>
-              <w:t xml:space="preserve">    EP07_shot-list.docx          &lt;- Deliverable A (clean script + shot table)</w:t>
+              <w:t xml:space="preserve">    EP07_shot-list.docx            &lt;- Deliverable A</w:t>
               <w:br/>
-              <w:t xml:space="preserve">    EP07_prompt-pack.txt         &lt;- Deliverable B (consistency header + all per-shot prompts)</w:t>
+              <w:t xml:space="preserve">    EP07_prompt-pack.txt           &lt;- Deliverable B</w:t>
               <w:br/>
-              <w:t xml:space="preserve">    images/                      &lt;- Deliverable C (produced by running the Prompt Pack)</w:t>
+              <w:t xml:space="preserve">    frames/                        &lt;- Deliverable C (transparent element PNGs)</w:t>
               <w:br/>
-              <w:t xml:space="preserve">        shot_001.png</w:t>
+              <w:t xml:space="preserve">        frame_001/  frame_001_el01_&lt;name&gt;.png  frame_001_el02_&lt;name&gt;.png ...</w:t>
               <w:br/>
-              <w:t xml:space="preserve">        shot_002.png</w:t>
+              <w:t xml:space="preserve">        frame_002/  ...</w:t>
               <w:br/>
-              <w:t xml:space="preserve">        shot_003.png</w:t>
+              <w:t xml:space="preserve">    videoscribe/  EP07.scribe      &lt;- the VideoScribe assembly project</w:t>
               <w:br/>
-              <w:t xml:space="preserve">        ...</w:t>
-              <w:br/>
-              <w:t xml:space="preserve">        shot_0NN.png</w:t>
-              <w:br/>
-              <w:t xml:space="preserve">    clips/                       &lt;- only if any CLIP shots exist</w:t>
-              <w:br/>
-              <w:t xml:space="preserve">        shot_0XX.mp4</w:t>
+              <w:t xml:space="preserve">    clips/   frame_0XX.mp4         &lt;- OPTIONAL image-to-video for special motion</w:t>
             </w:r>
           </w:p>
         </w:tc>
@@ -3129,7 +3289,7 @@
         <w:rPr>
           <w:sz w:val="21"/>
         </w:rPr>
-        <w:t>Numbers MUST match across all three: Prompt 001 ↔ Shot 001 ↔ shot_001.png. Zero-pad to 3 digits.</w:t>
+        <w:t>Numbers MUST match: a frame's element prompts ↔ Frame 0NN ↔ frames/frame_0NN/ element PNGs. Zero-pad frame numbers to 3 digits and element numbers to 2 digits (frame_007_el02_&lt;name&gt;.png).</w:t>
       </w:r>
     </w:p>
     <w:p>
@@ -3140,7 +3300,7 @@
         <w:rPr>
           <w:sz w:val="21"/>
         </w:rPr>
-        <w:t>One prompt and one image per shot. Clips go in /clips with the same shot number and are marked CLIP.</w:t>
+        <w:t>Each frame gets a folder of its isolated element PNGs. Optional CLIPs go in /clips with the same frame number and are marked CLIP; the VideoScribe project lives in /videoscribe.</w:t>
       </w:r>
     </w:p>
     <w:p>
@@ -3192,7 +3352,7 @@
         <w:rPr>
           <w:sz w:val="21"/>
         </w:rPr>
-        <w:t>Compute total duration (words ÷ 2.5) and segment into 3–5s shots (~8–13 words each); assign timestamps (Part 5).</w:t>
+        <w:t>Compute total duration (words ÷ 2.5) and segment into 3–5s FRAMES (~8–13 words each); assign timestamps (Part 5).</w:t>
       </w:r>
     </w:p>
     <w:p>
@@ -3203,7 +3363,7 @@
         <w:rPr>
           <w:sz w:val="21"/>
         </w:rPr>
-        <w:t>Build the shot list table (Deliverable A): for each shot write the narration slice, a one-line visual, file name, and type.</w:t>
+        <w:t>Build the shot list table (Deliverable A): for each FRAME write the narration slice, a one-line visual, the element breakdown + draw order, prompt #s, and type.</w:t>
       </w:r>
     </w:p>
     <w:p>
@@ -3214,7 +3374,7 @@
         <w:rPr>
           <w:sz w:val="21"/>
         </w:rPr>
-        <w:t>Confirm interconnection: group shots into shot families so consecutive images flow (Part 8b).</w:t>
+        <w:t>Build the PROMPT PACK (Deliverable B, Part 8f): a Consistency Header (compact style tag + character/prop bible + settings) plus per-element prompts grouped by frame, each a single isolated element on a transparent background and restating recurring characters VERBATIM so all elements stay consistent.</w:t>
       </w:r>
     </w:p>
     <w:p>
@@ -3225,7 +3385,7 @@
         <w:rPr>
           <w:sz w:val="21"/>
         </w:rPr>
-        <w:t>Build the PROMPT PACK (Deliverable B, Part 8f): a Consistency Header (style suffix + character/world bible + settings) plus one paste-ready prompt per shot, each restating the recurring characters VERBATIM so all images stay consistent.</w:t>
+        <w:t>Generate the ELEMENTS (Part 8g): run each prompt on Seedream 4.5 (free in the web app), reuse Host/prop Elements + style key-frame, then REMOVE BACKGROUND → save transparent PNGs into frames/frame_0NN/. Nano Banana Pro only for text elements.</w:t>
       </w:r>
     </w:p>
     <w:p>
@@ -3236,7 +3396,7 @@
         <w:rPr>
           <w:sz w:val="21"/>
         </w:rPr>
-        <w:t>Produce the images (Deliverable C) by running the Prompt Pack — free in the Higgsfield web app on Seedream 4.5 (recommended), or via API at credit cost — at 16:9, reusing the Host Element and style key frame; Nano Banana Pro only for text/diagram frames.</w:t>
+        <w:t>For any optional CLIP shots, generate the element still then animate it (Part 8c).</w:t>
       </w:r>
     </w:p>
     <w:p>
@@ -3247,7 +3407,7 @@
         <w:rPr>
           <w:sz w:val="21"/>
         </w:rPr>
-        <w:t>For any CLIP shots, generate the still then animate it.</w:t>
+        <w:t>Assemble in VideoScribe (Part 8h): the hand draws each element on, frame by frame; add VO/captions/music; render MP4.</w:t>
       </w:r>
     </w:p>
     <w:p>
@@ -3258,7 +3418,7 @@
         <w:rPr>
           <w:sz w:val="21"/>
         </w:rPr>
-        <w:t>Save Deliverable A (shot-list.docx), Deliverable B (prompt-pack.txt), and Deliverable C (images/ folder, + clips/ if any) per Part 9 naming.</w:t>
+        <w:t>Save Deliverable A (shot-list.docx), Deliverable B (prompt-pack.txt), and Deliverable C (frames/ folder, + videoscribe/ and clips/ if any) per Part 9 naming.</w:t>
       </w:r>
     </w:p>
     <w:p>
@@ -3333,7 +3493,7 @@
         <w:pStyle w:val="ListBullet"/>
       </w:pPr>
       <w:r>
-        <w:t>☐  Every shot is 3–5 seconds; one image per shot.</w:t>
+        <w:t>☐  Every frame is 3–5 seconds; each frame lists its elements + draw order.</w:t>
       </w:r>
     </w:p>
     <w:p>
@@ -3349,7 +3509,7 @@
         <w:pStyle w:val="ListBullet"/>
       </w:pPr>
       <w:r>
-        <w:t>☐  Each shot has narration, visual, file name, type, and a full prompt with the Master Style Suffix.</w:t>
+        <w:t>☐  Each frame has narration, visual, element breakdown + draw order, prompt #s, and type.</w:t>
       </w:r>
     </w:p>
     <w:p>
@@ -3357,7 +3517,7 @@
         <w:pStyle w:val="ListBullet"/>
       </w:pPr>
       <w:r>
-        <w:t>☐  File names match the images folder exactly.</w:t>
+        <w:t>☐  Numbers match across shot list, prompt pack, and frame/element files.</w:t>
       </w:r>
     </w:p>
     <w:p>
@@ -3373,7 +3533,7 @@
         <w:pStyle w:val="ListBullet"/>
       </w:pPr>
       <w:r>
-        <w:t>☐  A Consistency Header is present: full style suffix + character bible + world/set bible + palette + settings.</w:t>
+        <w:t>☐  A Consistency Header is present: compact style tag + character/prop bible + palette + settings.</w:t>
       </w:r>
     </w:p>
     <w:p>
@@ -3381,7 +3541,7 @@
         <w:pStyle w:val="ListBullet"/>
       </w:pPr>
       <w:r>
-        <w:t>☐  Every per-shot prompt restates recurring characters VERBATIM (never 'same as above').</w:t>
+        <w:t>☐  Every per-element prompt restates recurring characters VERBATIM (never 'same as above').</w:t>
       </w:r>
     </w:p>
     <w:p>
@@ -3389,7 +3549,7 @@
         <w:pStyle w:val="ListBullet"/>
       </w:pPr>
       <w:r>
-        <w:t>☐  Each prompt is self-contained, paste-ready, and numbered to match the shot list and image files.</w:t>
+        <w:t>☐  Every prompt asks for a single isolated element on a transparent background and is under 3000 characters.</w:t>
       </w:r>
     </w:p>
     <w:p>
@@ -3397,7 +3557,7 @@
         <w:pStyle w:val="ListBullet"/>
       </w:pPr>
       <w:r>
-        <w:t>☐  Seed / shot-family grouping noted so consecutive frames interconnect.</w:t>
+        <w:t>☐  Grouped by frame with draw order; numbered to match; seed noted.</w:t>
       </w:r>
     </w:p>
     <w:p>
@@ -3405,7 +3565,7 @@
         <w:pStyle w:val="Heading2"/>
       </w:pPr>
       <w:r>
-        <w:t>Images (every single one)</w:t>
+        <w:t>Element PNGs (each)</w:t>
       </w:r>
     </w:p>
     <w:p>
@@ -3413,7 +3573,7 @@
         <w:pStyle w:val="ListBullet"/>
       </w:pPr>
       <w:r>
-        <w:t>☐  Flat colors only; palette only; coral reserved for the focal element.</w:t>
+        <w:t>☐  Brand palette only; tomato coral reserved for the one focal element of the frame.</w:t>
       </w:r>
     </w:p>
     <w:p>
@@ -3421,7 +3581,7 @@
         <w:pStyle w:val="ListBullet"/>
       </w:pPr>
       <w:r>
-        <w:t>☐  No black outlines, no gradients, no 3D; subtle grain and soft flat shadows present.</w:t>
+        <w:t>☐  Bright clip-art look: soft shading + gentle highlights, thin edge accents; no heavy black outlines, no grain, no gradients, no 3D.</w:t>
       </w:r>
     </w:p>
     <w:p>
@@ -3429,7 +3589,7 @@
         <w:pStyle w:val="ListBullet"/>
       </w:pPr>
       <w:r>
-        <w:t>☐  Recurring characters identical to their canonical reference.</w:t>
+        <w:t>☐  Single isolated element, TRANSPARENT background, clean cutout (no halo), no ground shadow.</w:t>
       </w:r>
     </w:p>
     <w:p>
@@ -3437,15 +3597,31 @@
         <w:pStyle w:val="ListBullet"/>
       </w:pPr>
       <w:r>
-        <w:t>☐  16:9; clear subject; bottom 15% caption-safe; cozy on-brand mood.</w:t>
+        <w:t>☐  Recurring characters identical to their canonical Element; named frame_0NN_elXX_&lt;name&gt;.png.</w:t>
       </w:r>
     </w:p>
     <w:p>
       <w:pPr>
+        <w:pStyle w:val="Heading2"/>
+      </w:pPr>
+      <w:r>
+        <w:t>Assembly</w:t>
+      </w:r>
+    </w:p>
+    <w:p>
+      <w:pPr>
         <w:pStyle w:val="ListBullet"/>
       </w:pPr>
       <w:r>
-        <w:t>☐  Consecutive images in a beat interconnect (read as animation).</w:t>
+        <w:t>☐  16:9 cream canvas; clear focal subject per frame; bottom 15% caption-safe.</w:t>
+      </w:r>
+    </w:p>
+    <w:p>
+      <w:pPr>
+        <w:pStyle w:val="ListBullet"/>
+      </w:pPr>
+      <w:r>
+        <w:t>☐  Elements drawn on in the planned order; timing matches the VO; frames flow in sequence.</w:t>
       </w:r>
     </w:p>
     <w:p/>
@@ -3456,7 +3632,7 @@
           <w:color w:val="888888"/>
           <w:sz w:val="19"/>
         </w:rPr>
-        <w:t>End of guide. Inputs: finance_animal_behavior_matches.xlsx. Outputs per row: a shot-list .docx, a Higgsfield prompt pack, and an image folder, in the fixed series style, with visuals changing every 3–5 seconds.</w:t>
+        <w:t>End of guide. Inputs: finance_animal_behavior_matches.xlsx. Outputs per row: a shot-list .docx, a Higgsfield prompt pack, and a frames folder of transparent element PNGs — assembled in VideoScribe with the animated hand-reveal, in the fixed series style, with visuals changing every 3–5 seconds.</w:t>
       </w:r>
     </w:p>
     <w:sectPr>
